--- a/RESULTS AND FINDINGS Logistics Regression.docx
+++ b/RESULTS AND FINDINGS Logistics Regression.docx
@@ -6,13 +6,23 @@
       <w:pPr>
         <w:spacing w:before="100" w:beforeAutospacing="1" w:after="100" w:afterAutospacing="1" w:line="240" w:lineRule="auto"/>
         <w:rPr>
+          <w:rFonts w:ascii="Bookman Old Style" w:hAnsi="Bookman Old Style"/>
+          <w:b/>
+          <w:color w:val="002060"/>
+          <w:sz w:val="28"/>
+          <w:szCs w:val="28"/>
+        </w:rPr>
+      </w:pPr>
+      <w:r>
+        <w:rPr>
           <w:rFonts w:ascii="Bookman Old Style" w:eastAsia="Times New Roman" w:hAnsi="Bookman Old Style" w:cs="Times New Roman"/>
           <w:b/>
           <w:color w:val="002060"/>
           <w:sz w:val="28"/>
           <w:szCs w:val="28"/>
         </w:rPr>
-      </w:pPr>
+        <w:t>Result of the built model and inter</w:t>
+      </w:r>
       <w:r>
         <w:rPr>
           <w:rFonts w:ascii="Bookman Old Style" w:eastAsia="Times New Roman" w:hAnsi="Bookman Old Style" w:cs="Times New Roman"/>
@@ -21,31 +31,27 @@
           <w:sz w:val="28"/>
           <w:szCs w:val="28"/>
         </w:rPr>
-        <w:t>Result of the built model and interpretation of Logistic Regression</w:t>
-      </w:r>
-    </w:p>
-    <w:p>
-      <w:pPr>
-        <w:spacing w:before="100" w:beforeAutospacing="1" w:after="100" w:afterAutospacing="1" w:line="240" w:lineRule="auto"/>
-        <w:rPr>
-          <w:rFonts w:ascii="Bookman Old Style" w:eastAsia="Times New Roman" w:hAnsi="Bookman Old Style" w:cs="Times New Roman"/>
+        <w:t xml:space="preserve">pretation of Logistic Regression </w:t>
+      </w:r>
+      <w:r>
+        <w:rPr>
+          <w:rFonts w:ascii="Bookman Old Style" w:hAnsi="Bookman Old Style"/>
           <w:b/>
           <w:color w:val="002060"/>
           <w:sz w:val="28"/>
           <w:szCs w:val="28"/>
-          <w:u w:val="single"/>
-        </w:rPr>
-      </w:pPr>
-      <w:r>
-        <w:rPr>
-          <w:rFonts w:ascii="Bookman Old Style" w:eastAsia="Times New Roman" w:hAnsi="Bookman Old Style" w:cs="Times New Roman"/>
+        </w:rPr>
+        <w:t>Analysis on Cancer Survival Dataset</w:t>
+      </w:r>
+      <w:r>
+        <w:rPr>
+          <w:rFonts w:ascii="Bookman Old Style" w:hAnsi="Bookman Old Style"/>
           <w:b/>
           <w:color w:val="002060"/>
           <w:sz w:val="28"/>
           <w:szCs w:val="28"/>
-          <w:u w:val="single"/>
-        </w:rPr>
-        <w:t>Results</w:t>
+        </w:rPr>
+        <w:t xml:space="preserve"> </w:t>
       </w:r>
     </w:p>
     <w:p>
@@ -55,203 +61,768 @@
           <w:rFonts w:ascii="Bookman Old Style" w:eastAsia="Times New Roman" w:hAnsi="Bookman Old Style" w:cs="Times New Roman"/>
           <w:b/>
           <w:color w:val="002060"/>
-          <w:sz w:val="28"/>
-          <w:szCs w:val="28"/>
-          <w:u w:val="single"/>
-        </w:rPr>
-      </w:pPr>
-      <w:r>
-        <w:rPr>
-          <w:rFonts w:ascii="Bookman Old Style" w:eastAsia="Times New Roman" w:hAnsi="Bookman Old Style" w:cs="Times New Roman"/>
+          <w:sz w:val="24"/>
+          <w:szCs w:val="24"/>
+        </w:rPr>
+      </w:pPr>
+      <w:r>
+        <w:rPr>
+          <w:rFonts w:ascii="Bookman Old Style" w:hAnsi="Bookman Old Style"/>
+          <w:b/>
+          <w:color w:val="002060"/>
+          <w:sz w:val="24"/>
+          <w:szCs w:val="24"/>
+        </w:rPr>
+        <w:t>Dataset Overview</w:t>
+      </w:r>
+    </w:p>
+    <w:p>
+      <w:pPr>
+        <w:pStyle w:val="NormalWeb"/>
+        <w:numPr>
+          <w:ilvl w:val="0"/>
+          <w:numId w:val="14"/>
+        </w:numPr>
+        <w:rPr>
+          <w:rFonts w:ascii="Bookman Old Style" w:hAnsi="Bookman Old Style"/>
+          <w:b/>
+        </w:rPr>
+      </w:pPr>
+      <w:r>
+        <w:rPr>
+          <w:rStyle w:val="Strong"/>
+          <w:rFonts w:ascii="Bookman Old Style" w:hAnsi="Bookman Old Style"/>
+        </w:rPr>
+        <w:t>Population size</w:t>
+      </w:r>
+      <w:r>
+        <w:rPr>
+          <w:rStyle w:val="Strong"/>
+          <w:rFonts w:ascii="Bookman Old Style" w:hAnsi="Bookman Old Style"/>
+          <w:b w:val="0"/>
+        </w:rPr>
+        <w:t>:</w:t>
+      </w:r>
+      <w:r>
+        <w:rPr>
+          <w:rFonts w:ascii="Bookman Old Style" w:hAnsi="Bookman Old Style"/>
+          <w:b/>
+        </w:rPr>
+        <w:t xml:space="preserve"> </w:t>
+      </w:r>
+      <w:r>
+        <w:rPr>
+          <w:rFonts w:ascii="Bookman Old Style" w:hAnsi="Bookman Old Style"/>
+        </w:rPr>
+        <w:t>668,102 patients.</w:t>
+      </w:r>
+    </w:p>
+    <w:p>
+      <w:pPr>
+        <w:pStyle w:val="NormalWeb"/>
+        <w:numPr>
+          <w:ilvl w:val="0"/>
+          <w:numId w:val="14"/>
+        </w:numPr>
+        <w:rPr>
+          <w:rFonts w:ascii="Bookman Old Style" w:hAnsi="Bookman Old Style"/>
+          <w:b/>
+        </w:rPr>
+      </w:pPr>
+      <w:r>
+        <w:rPr>
+          <w:rStyle w:val="Strong"/>
+          <w:rFonts w:ascii="Bookman Old Style" w:hAnsi="Bookman Old Style"/>
+        </w:rPr>
+        <w:t>Predictors (features</w:t>
+      </w:r>
+      <w:r>
+        <w:rPr>
+          <w:rStyle w:val="Strong"/>
+          <w:rFonts w:ascii="Bookman Old Style" w:hAnsi="Bookman Old Style"/>
+          <w:b w:val="0"/>
+        </w:rPr>
+        <w:t>):</w:t>
+      </w:r>
+    </w:p>
+    <w:p>
+      <w:pPr>
+        <w:pStyle w:val="NormalWeb"/>
+        <w:numPr>
+          <w:ilvl w:val="1"/>
+          <w:numId w:val="13"/>
+        </w:numPr>
+        <w:rPr>
+          <w:rFonts w:ascii="Bookman Old Style" w:hAnsi="Bookman Old Style"/>
+        </w:rPr>
+      </w:pPr>
+      <w:r>
+        <w:rPr>
+          <w:rFonts w:ascii="Bookman Old Style" w:hAnsi="Bookman Old Style"/>
+        </w:rPr>
+        <w:t xml:space="preserve">Demographic: </w:t>
+      </w:r>
+      <w:r>
+        <w:rPr>
+          <w:rStyle w:val="HTMLCode"/>
+          <w:rFonts w:ascii="Bookman Old Style" w:hAnsi="Bookman Old Style"/>
+          <w:sz w:val="24"/>
+          <w:szCs w:val="24"/>
+        </w:rPr>
+        <w:t>age</w:t>
+      </w:r>
+      <w:r>
+        <w:rPr>
+          <w:rFonts w:ascii="Bookman Old Style" w:hAnsi="Bookman Old Style"/>
+        </w:rPr>
+        <w:t xml:space="preserve">, </w:t>
+      </w:r>
+      <w:proofErr w:type="spellStart"/>
+      <w:r>
+        <w:rPr>
+          <w:rStyle w:val="HTMLCode"/>
+          <w:rFonts w:ascii="Bookman Old Style" w:hAnsi="Bookman Old Style"/>
+          <w:sz w:val="24"/>
+          <w:szCs w:val="24"/>
+        </w:rPr>
+        <w:t>gender_code</w:t>
+      </w:r>
+      <w:proofErr w:type="spellEnd"/>
+    </w:p>
+    <w:p>
+      <w:pPr>
+        <w:pStyle w:val="NormalWeb"/>
+        <w:numPr>
+          <w:ilvl w:val="1"/>
+          <w:numId w:val="13"/>
+        </w:numPr>
+        <w:rPr>
+          <w:rFonts w:ascii="Bookman Old Style" w:hAnsi="Bookman Old Style"/>
+        </w:rPr>
+      </w:pPr>
+      <w:r>
+        <w:rPr>
+          <w:rFonts w:ascii="Bookman Old Style" w:hAnsi="Bookman Old Style"/>
+        </w:rPr>
+        <w:t xml:space="preserve">Health: </w:t>
+      </w:r>
+      <w:proofErr w:type="spellStart"/>
+      <w:r>
+        <w:rPr>
+          <w:rStyle w:val="HTMLCode"/>
+          <w:rFonts w:ascii="Bookman Old Style" w:hAnsi="Bookman Old Style"/>
+          <w:sz w:val="24"/>
+          <w:szCs w:val="24"/>
+        </w:rPr>
+        <w:t>bmi</w:t>
+      </w:r>
+      <w:proofErr w:type="spellEnd"/>
+      <w:r>
+        <w:rPr>
+          <w:rFonts w:ascii="Bookman Old Style" w:hAnsi="Bookman Old Style"/>
+        </w:rPr>
+        <w:t xml:space="preserve">, </w:t>
+      </w:r>
+      <w:proofErr w:type="spellStart"/>
+      <w:r>
+        <w:rPr>
+          <w:rStyle w:val="HTMLCode"/>
+          <w:rFonts w:ascii="Bookman Old Style" w:hAnsi="Bookman Old Style"/>
+          <w:sz w:val="24"/>
+          <w:szCs w:val="24"/>
+        </w:rPr>
+        <w:t>cholesterol_level</w:t>
+      </w:r>
+      <w:proofErr w:type="spellEnd"/>
+      <w:r>
+        <w:rPr>
+          <w:rFonts w:ascii="Bookman Old Style" w:hAnsi="Bookman Old Style"/>
+        </w:rPr>
+        <w:t xml:space="preserve">, </w:t>
+      </w:r>
+      <w:r>
+        <w:rPr>
+          <w:rStyle w:val="HTMLCode"/>
+          <w:rFonts w:ascii="Bookman Old Style" w:hAnsi="Bookman Old Style"/>
+          <w:sz w:val="24"/>
+          <w:szCs w:val="24"/>
+        </w:rPr>
+        <w:t>hypertension</w:t>
+      </w:r>
+      <w:r>
+        <w:rPr>
+          <w:rFonts w:ascii="Bookman Old Style" w:hAnsi="Bookman Old Style"/>
+        </w:rPr>
+        <w:t xml:space="preserve">, </w:t>
+      </w:r>
+      <w:r>
+        <w:rPr>
+          <w:rStyle w:val="HTMLCode"/>
+          <w:rFonts w:ascii="Bookman Old Style" w:hAnsi="Bookman Old Style"/>
+          <w:sz w:val="24"/>
+          <w:szCs w:val="24"/>
+        </w:rPr>
+        <w:t>asthma</w:t>
+      </w:r>
+      <w:r>
+        <w:rPr>
+          <w:rFonts w:ascii="Bookman Old Style" w:hAnsi="Bookman Old Style"/>
+        </w:rPr>
+        <w:t xml:space="preserve">, </w:t>
+      </w:r>
+      <w:r>
+        <w:rPr>
+          <w:rStyle w:val="HTMLCode"/>
+          <w:rFonts w:ascii="Bookman Old Style" w:hAnsi="Bookman Old Style"/>
+          <w:sz w:val="24"/>
+          <w:szCs w:val="24"/>
+        </w:rPr>
+        <w:t>cirrhosis</w:t>
+      </w:r>
+      <w:r>
+        <w:rPr>
+          <w:rFonts w:ascii="Bookman Old Style" w:hAnsi="Bookman Old Style"/>
+        </w:rPr>
+        <w:t xml:space="preserve">, </w:t>
+      </w:r>
+      <w:proofErr w:type="spellStart"/>
+      <w:r>
+        <w:rPr>
+          <w:rStyle w:val="HTMLCode"/>
+          <w:rFonts w:ascii="Bookman Old Style" w:hAnsi="Bookman Old Style"/>
+          <w:sz w:val="24"/>
+          <w:szCs w:val="24"/>
+        </w:rPr>
+        <w:t>other_cancer</w:t>
+      </w:r>
+      <w:proofErr w:type="spellEnd"/>
+      <w:r>
+        <w:rPr>
+          <w:rFonts w:ascii="Bookman Old Style" w:hAnsi="Bookman Old Style"/>
+        </w:rPr>
+        <w:t xml:space="preserve">, </w:t>
+      </w:r>
+      <w:proofErr w:type="spellStart"/>
+      <w:r>
+        <w:rPr>
+          <w:rStyle w:val="HTMLCode"/>
+          <w:rFonts w:ascii="Bookman Old Style" w:hAnsi="Bookman Old Style"/>
+          <w:sz w:val="24"/>
+          <w:szCs w:val="24"/>
+        </w:rPr>
+        <w:t>smoking_code</w:t>
+      </w:r>
+      <w:proofErr w:type="spellEnd"/>
+    </w:p>
+    <w:p>
+      <w:pPr>
+        <w:pStyle w:val="NormalWeb"/>
+        <w:numPr>
+          <w:ilvl w:val="1"/>
+          <w:numId w:val="13"/>
+        </w:numPr>
+        <w:rPr>
+          <w:rFonts w:ascii="Bookman Old Style" w:hAnsi="Bookman Old Style"/>
+        </w:rPr>
+      </w:pPr>
+      <w:r>
+        <w:rPr>
+          <w:rFonts w:ascii="Bookman Old Style" w:hAnsi="Bookman Old Style"/>
+        </w:rPr>
+        <w:t xml:space="preserve">Cancer-related: </w:t>
+      </w:r>
+      <w:proofErr w:type="spellStart"/>
+      <w:r>
+        <w:rPr>
+          <w:rStyle w:val="HTMLCode"/>
+          <w:rFonts w:ascii="Bookman Old Style" w:hAnsi="Bookman Old Style"/>
+          <w:sz w:val="24"/>
+          <w:szCs w:val="24"/>
+        </w:rPr>
+        <w:t>hist_code</w:t>
+      </w:r>
+      <w:proofErr w:type="spellEnd"/>
+      <w:r>
+        <w:rPr>
+          <w:rFonts w:ascii="Bookman Old Style" w:hAnsi="Bookman Old Style"/>
+        </w:rPr>
+        <w:t xml:space="preserve">, </w:t>
+      </w:r>
+      <w:proofErr w:type="spellStart"/>
+      <w:r>
+        <w:rPr>
+          <w:rStyle w:val="HTMLCode"/>
+          <w:rFonts w:ascii="Bookman Old Style" w:hAnsi="Bookman Old Style"/>
+          <w:sz w:val="24"/>
+          <w:szCs w:val="24"/>
+        </w:rPr>
+        <w:t>cancer_stage_code</w:t>
+      </w:r>
+      <w:proofErr w:type="spellEnd"/>
+      <w:r>
+        <w:rPr>
+          <w:rFonts w:ascii="Bookman Old Style" w:hAnsi="Bookman Old Style"/>
+        </w:rPr>
+        <w:t xml:space="preserve">, </w:t>
+      </w:r>
+      <w:proofErr w:type="spellStart"/>
+      <w:r>
+        <w:rPr>
+          <w:rStyle w:val="HTMLCode"/>
+          <w:rFonts w:ascii="Bookman Old Style" w:hAnsi="Bookman Old Style"/>
+          <w:sz w:val="24"/>
+          <w:szCs w:val="24"/>
+        </w:rPr>
+        <w:t>treatment_type_code</w:t>
+      </w:r>
+      <w:proofErr w:type="spellEnd"/>
+      <w:r>
+        <w:rPr>
+          <w:rFonts w:ascii="Bookman Old Style" w:hAnsi="Bookman Old Style"/>
+        </w:rPr>
+        <w:t xml:space="preserve">, </w:t>
+      </w:r>
+      <w:proofErr w:type="spellStart"/>
+      <w:r>
+        <w:rPr>
+          <w:rStyle w:val="HTMLCode"/>
+          <w:rFonts w:ascii="Bookman Old Style" w:hAnsi="Bookman Old Style"/>
+          <w:sz w:val="24"/>
+          <w:szCs w:val="24"/>
+        </w:rPr>
+        <w:t>days_between</w:t>
+      </w:r>
+      <w:proofErr w:type="spellEnd"/>
+    </w:p>
+    <w:p>
+      <w:pPr>
+        <w:pStyle w:val="NormalWeb"/>
+        <w:numPr>
+          <w:ilvl w:val="0"/>
+          <w:numId w:val="13"/>
+        </w:numPr>
+        <w:rPr>
+          <w:rFonts w:ascii="Bookman Old Style" w:hAnsi="Bookman Old Style"/>
+        </w:rPr>
+      </w:pPr>
+      <w:r>
+        <w:rPr>
+          <w:rStyle w:val="Strong"/>
+          <w:rFonts w:ascii="Bookman Old Style" w:hAnsi="Bookman Old Style"/>
+        </w:rPr>
+        <w:t>Target:</w:t>
+      </w:r>
+      <w:r>
+        <w:rPr>
+          <w:rFonts w:ascii="Bookman Old Style" w:hAnsi="Bookman Old Style"/>
+        </w:rPr>
+        <w:t xml:space="preserve"> </w:t>
+      </w:r>
+      <w:r>
+        <w:rPr>
+          <w:rStyle w:val="HTMLCode"/>
+          <w:rFonts w:ascii="Bookman Old Style" w:hAnsi="Bookman Old Style"/>
+          <w:sz w:val="24"/>
+          <w:szCs w:val="24"/>
+        </w:rPr>
+        <w:t>survived</w:t>
+      </w:r>
+      <w:r>
+        <w:rPr>
+          <w:rFonts w:ascii="Bookman Old Style" w:hAnsi="Bookman Old Style"/>
+        </w:rPr>
+        <w:t xml:space="preserve"> (binary: 0 = not survived, 1 = survived).</w:t>
+      </w:r>
+    </w:p>
+    <w:p>
+      <w:pPr>
+        <w:pStyle w:val="NormalWeb"/>
+        <w:rPr>
+          <w:rFonts w:ascii="Bookman Old Style" w:hAnsi="Bookman Old Style"/>
           <w:b/>
           <w:bCs/>
-          <w:sz w:val="24"/>
-          <w:szCs w:val="24"/>
-        </w:rPr>
-        <w:t>Results (test set, 178,000 rows)</w:t>
+          <w:color w:val="002060"/>
+        </w:rPr>
+      </w:pPr>
+      <w:r>
+        <w:rPr>
+          <w:rFonts w:ascii="Bookman Old Style" w:hAnsi="Bookman Old Style"/>
+          <w:b/>
+          <w:bCs/>
+          <w:color w:val="002060"/>
+        </w:rPr>
+        <w:t xml:space="preserve">Results &amp; Findings: </w:t>
+      </w:r>
+      <w:r>
+        <w:rPr>
+          <w:b/>
+          <w:bCs/>
+          <w:sz w:val="27"/>
+          <w:szCs w:val="27"/>
+        </w:rPr>
+        <w:t>Model Performance</w:t>
+      </w:r>
+      <w:r>
+        <w:rPr>
+          <w:rFonts w:ascii="Bookman Old Style" w:hAnsi="Bookman Old Style"/>
+          <w:b/>
+          <w:bCs/>
+          <w:color w:val="002060"/>
+        </w:rPr>
+        <w:t xml:space="preserve"> </w:t>
+      </w:r>
+      <w:r>
+        <w:rPr>
+          <w:rFonts w:ascii="Bookman Old Style" w:hAnsi="Bookman Old Style"/>
+          <w:b/>
+          <w:bCs/>
+          <w:color w:val="002060"/>
+        </w:rPr>
+        <w:t xml:space="preserve">(Logistic Regression) </w:t>
+      </w:r>
+      <w:r>
+        <w:rPr>
+          <w:rFonts w:ascii="Bookman Old Style" w:hAnsi="Bookman Old Style"/>
+          <w:b/>
+          <w:bCs/>
+          <w:color w:val="002060"/>
+        </w:rPr>
+        <w:t>on Cancer Survival</w:t>
       </w:r>
     </w:p>
     <w:p>
       <w:pPr>
-        <w:numPr>
-          <w:ilvl w:val="0"/>
-          <w:numId w:val="12"/>
-        </w:numPr>
-        <w:spacing w:before="100" w:beforeAutospacing="1" w:after="100" w:afterAutospacing="1" w:line="240" w:lineRule="auto"/>
-        <w:rPr>
-          <w:rFonts w:ascii="Bookman Old Style" w:eastAsia="Times New Roman" w:hAnsi="Bookman Old Style" w:cs="Times New Roman"/>
-          <w:sz w:val="24"/>
-          <w:szCs w:val="24"/>
-        </w:rPr>
-      </w:pPr>
-      <w:r>
-        <w:rPr>
-          <w:rFonts w:ascii="Bookman Old Style" w:eastAsia="Times New Roman" w:hAnsi="Bookman Old Style" w:cs="Times New Roman"/>
+        <w:pStyle w:val="NormalWeb"/>
+        <w:rPr>
+          <w:rFonts w:ascii="Bookman Old Style" w:hAnsi="Bookman Old Style"/>
           <w:b/>
           <w:bCs/>
-          <w:sz w:val="24"/>
-          <w:szCs w:val="24"/>
-        </w:rPr>
-        <w:t>Accuracy:</w:t>
-      </w:r>
-      <w:r>
-        <w:rPr>
-          <w:rFonts w:ascii="Bookman Old Style" w:eastAsia="Times New Roman" w:hAnsi="Bookman Old Style" w:cs="Times New Roman"/>
-          <w:sz w:val="24"/>
-          <w:szCs w:val="24"/>
-        </w:rPr>
-        <w:t xml:space="preserve"> 0.4825</w:t>
+          <w:color w:val="002060"/>
+        </w:rPr>
+      </w:pPr>
+      <w:r>
+        <w:rPr>
+          <w:rFonts w:ascii="Bookman Old Style" w:hAnsi="Bookman Old Style"/>
+          <w:b/>
+          <w:bCs/>
+          <w:color w:val="002060"/>
+        </w:rPr>
+        <w:t>Model Performance</w:t>
       </w:r>
     </w:p>
     <w:p>
       <w:pPr>
-        <w:numPr>
-          <w:ilvl w:val="0"/>
-          <w:numId w:val="12"/>
-        </w:numPr>
-        <w:spacing w:before="100" w:beforeAutospacing="1" w:after="100" w:afterAutospacing="1" w:line="240" w:lineRule="auto"/>
-        <w:rPr>
-          <w:rFonts w:ascii="Bookman Old Style" w:eastAsia="Times New Roman" w:hAnsi="Bookman Old Style" w:cs="Times New Roman"/>
-          <w:sz w:val="24"/>
-          <w:szCs w:val="24"/>
-        </w:rPr>
-      </w:pPr>
-      <w:r>
-        <w:rPr>
-          <w:rFonts w:ascii="Bookman Old Style" w:eastAsia="Times New Roman" w:hAnsi="Bookman Old Style" w:cs="Times New Roman"/>
-          <w:b/>
-          <w:bCs/>
-          <w:sz w:val="24"/>
-          <w:szCs w:val="24"/>
-        </w:rPr>
-        <w:t>Precision (for “survived”):</w:t>
-      </w:r>
-      <w:r>
-        <w:rPr>
-          <w:rFonts w:ascii="Bookman Old Style" w:eastAsia="Times New Roman" w:hAnsi="Bookman Old Style" w:cs="Times New Roman"/>
-          <w:sz w:val="24"/>
-          <w:szCs w:val="24"/>
-        </w:rPr>
-        <w:t xml:space="preserve"> 0.2204</w:t>
+        <w:shd w:val="clear" w:color="auto" w:fill="FFFFFF"/>
+        <w:tabs>
+          <w:tab w:val="left" w:pos="916"/>
+          <w:tab w:val="left" w:pos="1832"/>
+          <w:tab w:val="left" w:pos="2748"/>
+          <w:tab w:val="left" w:pos="3664"/>
+          <w:tab w:val="left" w:pos="4580"/>
+          <w:tab w:val="left" w:pos="5496"/>
+          <w:tab w:val="left" w:pos="6412"/>
+          <w:tab w:val="left" w:pos="7328"/>
+          <w:tab w:val="left" w:pos="8244"/>
+          <w:tab w:val="left" w:pos="9160"/>
+          <w:tab w:val="left" w:pos="10076"/>
+          <w:tab w:val="left" w:pos="10992"/>
+          <w:tab w:val="left" w:pos="11908"/>
+          <w:tab w:val="left" w:pos="12824"/>
+          <w:tab w:val="left" w:pos="13740"/>
+          <w:tab w:val="left" w:pos="14656"/>
+        </w:tabs>
+        <w:wordWrap w:val="0"/>
+        <w:spacing w:after="0" w:line="240" w:lineRule="auto"/>
+        <w:rPr>
+          <w:rFonts w:ascii="Bookman Old Style" w:eastAsia="Times New Roman" w:hAnsi="Bookman Old Style" w:cs="Courier New"/>
+          <w:sz w:val="24"/>
+          <w:szCs w:val="24"/>
+        </w:rPr>
+      </w:pPr>
+      <w:r>
+        <w:rPr>
+          <w:rFonts w:ascii="Bookman Old Style" w:eastAsia="Times New Roman" w:hAnsi="Bookman Old Style" w:cs="Courier New"/>
+          <w:sz w:val="24"/>
+          <w:szCs w:val="24"/>
+        </w:rPr>
+        <w:t>Logistic</w:t>
+      </w:r>
+      <w:r>
+        <w:rPr>
+          <w:rFonts w:ascii="Bookman Old Style" w:eastAsia="Times New Roman" w:hAnsi="Bookman Old Style" w:cs="Courier New"/>
+          <w:sz w:val="24"/>
+          <w:szCs w:val="24"/>
+        </w:rPr>
+        <w:t xml:space="preserve"> Regression Model Evaluation </w:t>
       </w:r>
     </w:p>
     <w:p>
       <w:pPr>
-        <w:numPr>
-          <w:ilvl w:val="0"/>
-          <w:numId w:val="12"/>
-        </w:numPr>
-        <w:spacing w:before="100" w:beforeAutospacing="1" w:after="100" w:afterAutospacing="1" w:line="240" w:lineRule="auto"/>
-        <w:rPr>
-          <w:rFonts w:ascii="Bookman Old Style" w:eastAsia="Times New Roman" w:hAnsi="Bookman Old Style" w:cs="Times New Roman"/>
-          <w:sz w:val="24"/>
-          <w:szCs w:val="24"/>
-        </w:rPr>
-      </w:pPr>
-      <w:r>
-        <w:rPr>
-          <w:rFonts w:ascii="Bookman Old Style" w:eastAsia="Times New Roman" w:hAnsi="Bookman Old Style" w:cs="Times New Roman"/>
+        <w:shd w:val="clear" w:color="auto" w:fill="FFFFFF"/>
+        <w:tabs>
+          <w:tab w:val="left" w:pos="916"/>
+          <w:tab w:val="left" w:pos="1832"/>
+          <w:tab w:val="left" w:pos="2748"/>
+          <w:tab w:val="left" w:pos="3664"/>
+          <w:tab w:val="left" w:pos="4580"/>
+          <w:tab w:val="left" w:pos="5496"/>
+          <w:tab w:val="left" w:pos="6412"/>
+          <w:tab w:val="left" w:pos="7328"/>
+          <w:tab w:val="left" w:pos="8244"/>
+          <w:tab w:val="left" w:pos="9160"/>
+          <w:tab w:val="left" w:pos="10076"/>
+          <w:tab w:val="left" w:pos="10992"/>
+          <w:tab w:val="left" w:pos="11908"/>
+          <w:tab w:val="left" w:pos="12824"/>
+          <w:tab w:val="left" w:pos="13740"/>
+          <w:tab w:val="left" w:pos="14656"/>
+        </w:tabs>
+        <w:wordWrap w:val="0"/>
+        <w:spacing w:after="0" w:line="240" w:lineRule="auto"/>
+        <w:rPr>
+          <w:rFonts w:ascii="Bookman Old Style" w:eastAsia="Times New Roman" w:hAnsi="Bookman Old Style" w:cs="Courier New"/>
+          <w:sz w:val="24"/>
+          <w:szCs w:val="24"/>
+        </w:rPr>
+      </w:pPr>
+      <w:r>
+        <w:rPr>
+          <w:rFonts w:ascii="Bookman Old Style" w:eastAsia="Times New Roman" w:hAnsi="Bookman Old Style" w:cs="Courier New"/>
           <w:b/>
-          <w:bCs/>
-          <w:sz w:val="24"/>
-          <w:szCs w:val="24"/>
-        </w:rPr>
-        <w:t>Recall (for “survived”):</w:t>
-      </w:r>
-      <w:r>
-        <w:rPr>
-          <w:rFonts w:ascii="Bookman Old Style" w:eastAsia="Times New Roman" w:hAnsi="Bookman Old Style" w:cs="Times New Roman"/>
-          <w:sz w:val="24"/>
-          <w:szCs w:val="24"/>
-        </w:rPr>
-        <w:t xml:space="preserve"> 0.5318</w:t>
+          <w:sz w:val="24"/>
+          <w:szCs w:val="24"/>
+        </w:rPr>
+        <w:t>Accuracy:</w:t>
+      </w:r>
+      <w:r>
+        <w:rPr>
+          <w:rFonts w:ascii="Bookman Old Style" w:eastAsia="Times New Roman" w:hAnsi="Bookman Old Style" w:cs="Courier New"/>
+          <w:sz w:val="24"/>
+          <w:szCs w:val="24"/>
+        </w:rPr>
+        <w:t xml:space="preserve"> 0.495</w:t>
       </w:r>
     </w:p>
     <w:p>
       <w:pPr>
-        <w:numPr>
-          <w:ilvl w:val="0"/>
-          <w:numId w:val="12"/>
-        </w:numPr>
-        <w:spacing w:before="100" w:beforeAutospacing="1" w:after="100" w:afterAutospacing="1" w:line="240" w:lineRule="auto"/>
-        <w:rPr>
-          <w:rFonts w:ascii="Bookman Old Style" w:eastAsia="Times New Roman" w:hAnsi="Bookman Old Style" w:cs="Times New Roman"/>
-          <w:sz w:val="24"/>
-          <w:szCs w:val="24"/>
-        </w:rPr>
-      </w:pPr>
-      <w:r>
-        <w:rPr>
-          <w:rFonts w:ascii="Bookman Old Style" w:eastAsia="Times New Roman" w:hAnsi="Bookman Old Style" w:cs="Times New Roman"/>
+        <w:shd w:val="clear" w:color="auto" w:fill="FFFFFF"/>
+        <w:tabs>
+          <w:tab w:val="left" w:pos="916"/>
+          <w:tab w:val="left" w:pos="1832"/>
+          <w:tab w:val="left" w:pos="2748"/>
+          <w:tab w:val="left" w:pos="3664"/>
+          <w:tab w:val="left" w:pos="4580"/>
+          <w:tab w:val="left" w:pos="5496"/>
+          <w:tab w:val="left" w:pos="6412"/>
+          <w:tab w:val="left" w:pos="7328"/>
+          <w:tab w:val="left" w:pos="8244"/>
+          <w:tab w:val="left" w:pos="9160"/>
+          <w:tab w:val="left" w:pos="10076"/>
+          <w:tab w:val="left" w:pos="10992"/>
+          <w:tab w:val="left" w:pos="11908"/>
+          <w:tab w:val="left" w:pos="12824"/>
+          <w:tab w:val="left" w:pos="13740"/>
+          <w:tab w:val="left" w:pos="14656"/>
+        </w:tabs>
+        <w:wordWrap w:val="0"/>
+        <w:spacing w:after="0" w:line="240" w:lineRule="auto"/>
+        <w:rPr>
+          <w:rFonts w:ascii="Bookman Old Style" w:eastAsia="Times New Roman" w:hAnsi="Bookman Old Style" w:cs="Courier New"/>
+          <w:sz w:val="24"/>
+          <w:szCs w:val="24"/>
+        </w:rPr>
+      </w:pPr>
+      <w:r>
+        <w:rPr>
+          <w:rFonts w:ascii="Bookman Old Style" w:eastAsia="Times New Roman" w:hAnsi="Bookman Old Style" w:cs="Courier New"/>
           <w:b/>
-          <w:bCs/>
-          <w:sz w:val="24"/>
-          <w:szCs w:val="24"/>
-        </w:rPr>
-        <w:t>F1-score:</w:t>
-      </w:r>
-      <w:r>
-        <w:rPr>
-          <w:rFonts w:ascii="Bookman Old Style" w:eastAsia="Times New Roman" w:hAnsi="Bookman Old Style" w:cs="Times New Roman"/>
-          <w:sz w:val="24"/>
-          <w:szCs w:val="24"/>
-        </w:rPr>
-        <w:t xml:space="preserve"> 0.3116</w:t>
+          <w:sz w:val="24"/>
+          <w:szCs w:val="24"/>
+        </w:rPr>
+        <w:t>Precision:</w:t>
+      </w:r>
+      <w:r>
+        <w:rPr>
+          <w:rFonts w:ascii="Bookman Old Style" w:eastAsia="Times New Roman" w:hAnsi="Bookman Old Style" w:cs="Courier New"/>
+          <w:sz w:val="24"/>
+          <w:szCs w:val="24"/>
+        </w:rPr>
+        <w:t xml:space="preserve"> 0.221</w:t>
       </w:r>
     </w:p>
     <w:p>
       <w:pPr>
-        <w:numPr>
-          <w:ilvl w:val="0"/>
-          <w:numId w:val="12"/>
-        </w:numPr>
-        <w:spacing w:before="100" w:beforeAutospacing="1" w:after="100" w:afterAutospacing="1" w:line="240" w:lineRule="auto"/>
-        <w:rPr>
-          <w:rFonts w:ascii="Bookman Old Style" w:eastAsia="Times New Roman" w:hAnsi="Bookman Old Style" w:cs="Times New Roman"/>
-          <w:sz w:val="24"/>
-          <w:szCs w:val="24"/>
-        </w:rPr>
-      </w:pPr>
-      <w:r>
-        <w:rPr>
-          <w:rFonts w:ascii="Bookman Old Style" w:eastAsia="Times New Roman" w:hAnsi="Bookman Old Style" w:cs="Times New Roman"/>
+        <w:shd w:val="clear" w:color="auto" w:fill="FFFFFF"/>
+        <w:tabs>
+          <w:tab w:val="left" w:pos="916"/>
+          <w:tab w:val="left" w:pos="1832"/>
+          <w:tab w:val="left" w:pos="2748"/>
+          <w:tab w:val="left" w:pos="3664"/>
+          <w:tab w:val="left" w:pos="4580"/>
+          <w:tab w:val="left" w:pos="5496"/>
+          <w:tab w:val="left" w:pos="6412"/>
+          <w:tab w:val="left" w:pos="7328"/>
+          <w:tab w:val="left" w:pos="8244"/>
+          <w:tab w:val="left" w:pos="9160"/>
+          <w:tab w:val="left" w:pos="10076"/>
+          <w:tab w:val="left" w:pos="10992"/>
+          <w:tab w:val="left" w:pos="11908"/>
+          <w:tab w:val="left" w:pos="12824"/>
+          <w:tab w:val="left" w:pos="13740"/>
+          <w:tab w:val="left" w:pos="14656"/>
+        </w:tabs>
+        <w:wordWrap w:val="0"/>
+        <w:spacing w:after="0" w:line="240" w:lineRule="auto"/>
+        <w:rPr>
+          <w:rFonts w:ascii="Bookman Old Style" w:eastAsia="Times New Roman" w:hAnsi="Bookman Old Style" w:cs="Courier New"/>
+          <w:sz w:val="24"/>
+          <w:szCs w:val="24"/>
+        </w:rPr>
+      </w:pPr>
+      <w:r>
+        <w:rPr>
+          <w:rFonts w:ascii="Bookman Old Style" w:eastAsia="Times New Roman" w:hAnsi="Bookman Old Style" w:cs="Courier New"/>
           <w:b/>
-          <w:bCs/>
-          <w:sz w:val="24"/>
-          <w:szCs w:val="24"/>
-        </w:rPr>
-        <w:t>ROC AUC:</w:t>
-      </w:r>
-      <w:r>
-        <w:rPr>
-          <w:rFonts w:ascii="Bookman Old Style" w:eastAsia="Times New Roman" w:hAnsi="Bookman Old Style" w:cs="Times New Roman"/>
-          <w:sz w:val="24"/>
-          <w:szCs w:val="24"/>
-        </w:rPr>
-        <w:t xml:space="preserve"> 0.5011</w:t>
+          <w:sz w:val="24"/>
+          <w:szCs w:val="24"/>
+        </w:rPr>
+        <w:t>Recall</w:t>
+      </w:r>
+      <w:r>
+        <w:rPr>
+          <w:rFonts w:ascii="Bookman Old Style" w:eastAsia="Times New Roman" w:hAnsi="Bookman Old Style" w:cs="Courier New"/>
+          <w:b/>
+          <w:sz w:val="24"/>
+          <w:szCs w:val="24"/>
+        </w:rPr>
+        <w:t>:</w:t>
+      </w:r>
+      <w:r>
+        <w:rPr>
+          <w:rFonts w:ascii="Bookman Old Style" w:eastAsia="Times New Roman" w:hAnsi="Bookman Old Style" w:cs="Courier New"/>
+          <w:sz w:val="24"/>
+          <w:szCs w:val="24"/>
+        </w:rPr>
+        <w:t xml:space="preserve"> 0.514</w:t>
       </w:r>
     </w:p>
     <w:p>
       <w:pPr>
-        <w:spacing w:before="100" w:beforeAutospacing="1" w:after="100" w:afterAutospacing="1" w:line="240" w:lineRule="auto"/>
-        <w:ind w:left="360"/>
-        <w:rPr>
-          <w:rFonts w:ascii="Bookman Old Style" w:eastAsia="Times New Roman" w:hAnsi="Bookman Old Style" w:cs="Times New Roman"/>
-          <w:sz w:val="24"/>
-          <w:szCs w:val="24"/>
-        </w:rPr>
-      </w:pPr>
+        <w:shd w:val="clear" w:color="auto" w:fill="FFFFFF"/>
+        <w:tabs>
+          <w:tab w:val="left" w:pos="916"/>
+          <w:tab w:val="left" w:pos="1832"/>
+          <w:tab w:val="left" w:pos="2748"/>
+          <w:tab w:val="left" w:pos="3664"/>
+          <w:tab w:val="left" w:pos="4580"/>
+          <w:tab w:val="left" w:pos="5496"/>
+          <w:tab w:val="left" w:pos="6412"/>
+          <w:tab w:val="left" w:pos="7328"/>
+          <w:tab w:val="left" w:pos="8244"/>
+          <w:tab w:val="left" w:pos="9160"/>
+          <w:tab w:val="left" w:pos="10076"/>
+          <w:tab w:val="left" w:pos="10992"/>
+          <w:tab w:val="left" w:pos="11908"/>
+          <w:tab w:val="left" w:pos="12824"/>
+          <w:tab w:val="left" w:pos="13740"/>
+          <w:tab w:val="left" w:pos="14656"/>
+        </w:tabs>
+        <w:wordWrap w:val="0"/>
+        <w:spacing w:after="0" w:line="240" w:lineRule="auto"/>
+        <w:rPr>
+          <w:rFonts w:ascii="Bookman Old Style" w:eastAsia="Times New Roman" w:hAnsi="Bookman Old Style" w:cs="Courier New"/>
+          <w:sz w:val="24"/>
+          <w:szCs w:val="24"/>
+        </w:rPr>
+      </w:pPr>
+      <w:r>
+        <w:rPr>
+          <w:rFonts w:ascii="Bookman Old Style" w:eastAsia="Times New Roman" w:hAnsi="Bookman Old Style" w:cs="Courier New"/>
+          <w:b/>
+          <w:sz w:val="24"/>
+          <w:szCs w:val="24"/>
+        </w:rPr>
+        <w:t xml:space="preserve">F1 </w:t>
+      </w:r>
+      <w:r>
+        <w:rPr>
+          <w:rFonts w:ascii="Bookman Old Style" w:eastAsia="Times New Roman" w:hAnsi="Bookman Old Style" w:cs="Courier New"/>
+          <w:b/>
+          <w:sz w:val="24"/>
+          <w:szCs w:val="24"/>
+        </w:rPr>
+        <w:t>Score:</w:t>
+      </w:r>
+      <w:r>
+        <w:rPr>
+          <w:rFonts w:ascii="Bookman Old Style" w:eastAsia="Times New Roman" w:hAnsi="Bookman Old Style" w:cs="Courier New"/>
+          <w:sz w:val="24"/>
+          <w:szCs w:val="24"/>
+        </w:rPr>
+        <w:t xml:space="preserve"> 0.309</w:t>
+      </w:r>
     </w:p>
     <w:p>
       <w:pPr>
+        <w:shd w:val="clear" w:color="auto" w:fill="FFFFFF"/>
+        <w:tabs>
+          <w:tab w:val="left" w:pos="916"/>
+          <w:tab w:val="left" w:pos="1832"/>
+          <w:tab w:val="left" w:pos="2748"/>
+          <w:tab w:val="left" w:pos="3664"/>
+          <w:tab w:val="left" w:pos="4580"/>
+          <w:tab w:val="left" w:pos="5496"/>
+          <w:tab w:val="left" w:pos="6412"/>
+          <w:tab w:val="left" w:pos="7328"/>
+          <w:tab w:val="left" w:pos="8244"/>
+          <w:tab w:val="left" w:pos="9160"/>
+          <w:tab w:val="left" w:pos="10076"/>
+          <w:tab w:val="left" w:pos="10992"/>
+          <w:tab w:val="left" w:pos="11908"/>
+          <w:tab w:val="left" w:pos="12824"/>
+          <w:tab w:val="left" w:pos="13740"/>
+          <w:tab w:val="left" w:pos="14656"/>
+        </w:tabs>
+        <w:wordWrap w:val="0"/>
+        <w:spacing w:after="0" w:line="240" w:lineRule="auto"/>
+        <w:rPr>
+          <w:rFonts w:ascii="Bookman Old Style" w:eastAsia="Times New Roman" w:hAnsi="Bookman Old Style" w:cs="Courier New"/>
+          <w:sz w:val="24"/>
+          <w:szCs w:val="24"/>
+        </w:rPr>
+      </w:pPr>
+      <w:r>
+        <w:rPr>
+          <w:rFonts w:ascii="Bookman Old Style" w:eastAsia="Times New Roman" w:hAnsi="Bookman Old Style" w:cs="Courier New"/>
+          <w:b/>
+          <w:sz w:val="24"/>
+          <w:szCs w:val="24"/>
+        </w:rPr>
+        <w:t>ROC AUC</w:t>
+      </w:r>
+      <w:r>
+        <w:rPr>
+          <w:rFonts w:ascii="Bookman Old Style" w:eastAsia="Times New Roman" w:hAnsi="Bookman Old Style" w:cs="Courier New"/>
+          <w:b/>
+          <w:sz w:val="24"/>
+          <w:szCs w:val="24"/>
+        </w:rPr>
+        <w:t>:</w:t>
+      </w:r>
+      <w:r>
+        <w:rPr>
+          <w:rFonts w:ascii="Bookman Old Style" w:eastAsia="Times New Roman" w:hAnsi="Bookman Old Style" w:cs="Courier New"/>
+          <w:sz w:val="24"/>
+          <w:szCs w:val="24"/>
+        </w:rPr>
+        <w:t xml:space="preserve"> 0.504</w:t>
+      </w:r>
+    </w:p>
+    <w:p>
+      <w:pPr>
         <w:spacing w:before="100" w:beforeAutospacing="1" w:after="100" w:afterAutospacing="1" w:line="240" w:lineRule="auto"/>
-        <w:rPr>
-          <w:rFonts w:ascii="Bookman Old Style" w:eastAsia="Times New Roman" w:hAnsi="Bookman Old Style" w:cs="Times New Roman"/>
-          <w:sz w:val="24"/>
-          <w:szCs w:val="24"/>
-        </w:rPr>
-      </w:pPr>
-      <w:r>
+        <w:jc w:val="center"/>
+        <w:outlineLvl w:val="2"/>
         <w:rPr>
           <w:rFonts w:ascii="Bookman Old Style" w:eastAsia="Times New Roman" w:hAnsi="Bookman Old Style" w:cs="Times New Roman"/>
           <w:b/>
@@ -260,53 +831,6 @@
           <w:sz w:val="24"/>
           <w:szCs w:val="24"/>
         </w:rPr>
-        <w:t>A brief read:</w:t>
-      </w:r>
-      <w:bookmarkStart w:id="0" w:name="_GoBack"/>
-      <w:bookmarkEnd w:id="0"/>
-      <w:r>
-        <w:rPr>
-          <w:rFonts w:ascii="Bookman Old Style" w:eastAsia="Times New Roman" w:hAnsi="Bookman Old Style" w:cs="Times New Roman"/>
-          <w:sz w:val="24"/>
-          <w:szCs w:val="24"/>
-        </w:rPr>
-        <w:t xml:space="preserve">The ROC AUC ≈ </w:t>
-      </w:r>
-      <w:r>
-        <w:rPr>
-          <w:rFonts w:ascii="Bookman Old Style" w:eastAsia="Times New Roman" w:hAnsi="Bookman Old Style" w:cs="Times New Roman"/>
-          <w:b/>
-          <w:bCs/>
-          <w:sz w:val="24"/>
-          <w:szCs w:val="24"/>
-        </w:rPr>
-        <w:t>0.50</w:t>
-      </w:r>
-      <w:r>
-        <w:rPr>
-          <w:rFonts w:ascii="Bookman Old Style" w:eastAsia="Times New Roman" w:hAnsi="Bookman Old Style" w:cs="Times New Roman"/>
-          <w:sz w:val="24"/>
-          <w:szCs w:val="24"/>
-        </w:rPr>
-        <w:t xml:space="preserve"> indicates the model is effectively performing at chance. It’s catching about half of actual survivors (recall ~0.53) but with many false positives (precision ~0.</w:t>
-      </w:r>
-      <w:r>
-        <w:rPr>
-          <w:rFonts w:ascii="Bookman Old Style" w:eastAsia="Times New Roman" w:hAnsi="Bookman Old Style" w:cs="Times New Roman"/>
-          <w:sz w:val="24"/>
-          <w:szCs w:val="24"/>
-        </w:rPr>
-        <w:t>22), hence overall low accuracy</w:t>
-      </w:r>
-    </w:p>
-    <w:p>
-      <w:pPr>
-        <w:spacing w:before="100" w:beforeAutospacing="1" w:after="100" w:afterAutospacing="1" w:line="240" w:lineRule="auto"/>
-        <w:rPr>
-          <w:rFonts w:ascii="Bookman Old Style" w:eastAsia="Times New Roman" w:hAnsi="Bookman Old Style" w:cs="Times New Roman"/>
-          <w:sz w:val="24"/>
-          <w:szCs w:val="24"/>
-        </w:rPr>
       </w:pPr>
       <w:r>
         <w:rPr>
@@ -317,9 +841,47 @@
           <w:sz w:val="24"/>
           <w:szCs w:val="24"/>
         </w:rPr>
-        <w:t>The Main Lesson</w:t>
-      </w:r>
-      <w:r>
+        <w:drawing>
+          <wp:inline distT="0" distB="0" distL="0" distR="0" wp14:anchorId="31D2B676" wp14:editId="71AC540F">
+            <wp:extent cx="3148254" cy="2468351"/>
+            <wp:effectExtent l="0" t="0" r="0" b="8255"/>
+            <wp:docPr id="1" name="Picture 1"/>
+            <wp:cNvGraphicFramePr>
+              <a:graphicFrameLocks xmlns:a="http://schemas.openxmlformats.org/drawingml/2006/main" noChangeAspect="1"/>
+            </wp:cNvGraphicFramePr>
+            <a:graphic xmlns:a="http://schemas.openxmlformats.org/drawingml/2006/main">
+              <a:graphicData uri="http://schemas.openxmlformats.org/drawingml/2006/picture">
+                <pic:pic xmlns:pic="http://schemas.openxmlformats.org/drawingml/2006/picture">
+                  <pic:nvPicPr>
+                    <pic:cNvPr id="1" name=""/>
+                    <pic:cNvPicPr/>
+                  </pic:nvPicPr>
+                  <pic:blipFill>
+                    <a:blip r:embed="rId7"/>
+                    <a:stretch>
+                      <a:fillRect/>
+                    </a:stretch>
+                  </pic:blipFill>
+                  <pic:spPr>
+                    <a:xfrm>
+                      <a:off x="0" y="0"/>
+                      <a:ext cx="3165565" cy="2481924"/>
+                    </a:xfrm>
+                    <a:prstGeom prst="rect">
+                      <a:avLst/>
+                    </a:prstGeom>
+                  </pic:spPr>
+                </pic:pic>
+              </a:graphicData>
+            </a:graphic>
+          </wp:inline>
+        </w:drawing>
+      </w:r>
+    </w:p>
+    <w:p>
+      <w:pPr>
+        <w:spacing w:before="100" w:beforeAutospacing="1" w:after="100" w:afterAutospacing="1" w:line="240" w:lineRule="auto"/>
+        <w:outlineLvl w:val="2"/>
         <w:rPr>
           <w:rFonts w:ascii="Bookman Old Style" w:eastAsia="Times New Roman" w:hAnsi="Bookman Old Style" w:cs="Times New Roman"/>
           <w:b/>
@@ -328,263 +890,6 @@
           <w:sz w:val="24"/>
           <w:szCs w:val="24"/>
         </w:rPr>
-        <w:t>:</w:t>
-      </w:r>
-      <w:r>
-        <w:rPr>
-          <w:rFonts w:ascii="Bookman Old Style" w:eastAsia="Times New Roman" w:hAnsi="Bookman Old Style" w:cs="Times New Roman"/>
-          <w:color w:val="002060"/>
-          <w:sz w:val="24"/>
-          <w:szCs w:val="24"/>
-        </w:rPr>
-        <w:t xml:space="preserve"> </w:t>
-      </w:r>
-    </w:p>
-    <w:p>
-      <w:pPr>
-        <w:pStyle w:val="ListParagraph"/>
-        <w:numPr>
-          <w:ilvl w:val="0"/>
-          <w:numId w:val="6"/>
-        </w:numPr>
-        <w:spacing w:before="100" w:beforeAutospacing="1" w:after="100" w:afterAutospacing="1" w:line="240" w:lineRule="auto"/>
-        <w:rPr>
-          <w:rFonts w:ascii="Bookman Old Style" w:eastAsia="Times New Roman" w:hAnsi="Bookman Old Style" w:cs="Times New Roman"/>
-          <w:sz w:val="24"/>
-          <w:szCs w:val="24"/>
-        </w:rPr>
-      </w:pPr>
-      <w:r>
-        <w:rPr>
-          <w:rFonts w:ascii="Bookman Old Style" w:eastAsia="Times New Roman" w:hAnsi="Bookman Old Style" w:cs="Times New Roman"/>
-          <w:sz w:val="24"/>
-          <w:szCs w:val="24"/>
-        </w:rPr>
-        <w:t>Demographics: age, gender,</w:t>
-      </w:r>
-    </w:p>
-    <w:p>
-      <w:pPr>
-        <w:pStyle w:val="ListParagraph"/>
-        <w:numPr>
-          <w:ilvl w:val="0"/>
-          <w:numId w:val="6"/>
-        </w:numPr>
-        <w:spacing w:before="100" w:beforeAutospacing="1" w:after="100" w:afterAutospacing="1" w:line="240" w:lineRule="auto"/>
-        <w:rPr>
-          <w:rFonts w:ascii="Bookman Old Style" w:eastAsia="Times New Roman" w:hAnsi="Bookman Old Style" w:cs="Times New Roman"/>
-          <w:sz w:val="24"/>
-          <w:szCs w:val="24"/>
-        </w:rPr>
-      </w:pPr>
-      <w:r>
-        <w:rPr>
-          <w:rFonts w:ascii="Bookman Old Style" w:eastAsia="Times New Roman" w:hAnsi="Bookman Old Style" w:cs="Times New Roman"/>
-          <w:sz w:val="24"/>
-          <w:szCs w:val="24"/>
-        </w:rPr>
-        <w:t>Country Health &amp; history: cancer_stage, family_history, smoking_status, bmi, cholesterol_level, hypertension, asthma, cirrhosis, other_cancer</w:t>
-      </w:r>
-    </w:p>
-    <w:p>
-      <w:pPr>
-        <w:pStyle w:val="ListParagraph"/>
-        <w:numPr>
-          <w:ilvl w:val="0"/>
-          <w:numId w:val="6"/>
-        </w:numPr>
-        <w:spacing w:before="100" w:beforeAutospacing="1" w:after="100" w:afterAutospacing="1" w:line="240" w:lineRule="auto"/>
-        <w:rPr>
-          <w:rFonts w:ascii="Bookman Old Style" w:eastAsia="Times New Roman" w:hAnsi="Bookman Old Style" w:cs="Times New Roman"/>
-          <w:sz w:val="24"/>
-          <w:szCs w:val="24"/>
-        </w:rPr>
-      </w:pPr>
-      <w:r>
-        <w:rPr>
-          <w:rFonts w:ascii="Bookman Old Style" w:eastAsia="Times New Roman" w:hAnsi="Bookman Old Style" w:cs="Times New Roman"/>
-          <w:sz w:val="24"/>
-          <w:szCs w:val="24"/>
-        </w:rPr>
-        <w:t>Treatment: treatment_type</w:t>
-      </w:r>
-    </w:p>
-    <w:p>
-      <w:pPr>
-        <w:pStyle w:val="ListParagraph"/>
-        <w:numPr>
-          <w:ilvl w:val="0"/>
-          <w:numId w:val="6"/>
-        </w:numPr>
-        <w:spacing w:before="100" w:beforeAutospacing="1" w:after="100" w:afterAutospacing="1" w:line="240" w:lineRule="auto"/>
-        <w:rPr>
-          <w:rFonts w:ascii="Bookman Old Style" w:eastAsia="Times New Roman" w:hAnsi="Bookman Old Style" w:cs="Times New Roman"/>
-          <w:sz w:val="24"/>
-          <w:szCs w:val="24"/>
-        </w:rPr>
-      </w:pPr>
-      <w:r>
-        <w:rPr>
-          <w:rFonts w:ascii="Bookman Old Style" w:eastAsia="Times New Roman" w:hAnsi="Bookman Old Style" w:cs="Times New Roman"/>
-          <w:sz w:val="24"/>
-          <w:szCs w:val="24"/>
-        </w:rPr>
-        <w:t>Dates: di</w:t>
-      </w:r>
-      <w:r>
-        <w:rPr>
-          <w:rFonts w:ascii="Bookman Old Style" w:eastAsia="Times New Roman" w:hAnsi="Bookman Old Style" w:cs="Times New Roman"/>
-          <w:sz w:val="24"/>
-          <w:szCs w:val="24"/>
-        </w:rPr>
-        <w:t>agnosis_date, end_treatment_dat</w:t>
-      </w:r>
-    </w:p>
-    <w:p>
-      <w:pPr>
-        <w:spacing w:before="100" w:beforeAutospacing="1" w:after="100" w:afterAutospacing="1" w:line="240" w:lineRule="auto"/>
-        <w:rPr>
-          <w:rFonts w:ascii="Bookman Old Style" w:eastAsia="Times New Roman" w:hAnsi="Bookman Old Style" w:cs="Times New Roman"/>
-          <w:sz w:val="24"/>
-          <w:szCs w:val="24"/>
-        </w:rPr>
-      </w:pPr>
-      <w:r>
-        <w:rPr>
-          <w:rFonts w:ascii="Times New Roman" w:eastAsia="Times New Roman" w:hAnsi="Times New Roman" w:cs="Times New Roman"/>
-          <w:sz w:val="24"/>
-          <w:szCs w:val="24"/>
-        </w:rPr>
-        <w:t xml:space="preserve"> </w:t>
-      </w:r>
-      <w:r>
-        <w:rPr>
-          <w:rFonts w:ascii="Bookman Old Style" w:eastAsia="Times New Roman" w:hAnsi="Bookman Old Style" w:cs="Times New Roman"/>
-          <w:sz w:val="24"/>
-          <w:szCs w:val="24"/>
-        </w:rPr>
-        <w:t>Logistic Regression model shows:</w:t>
-      </w:r>
-    </w:p>
-    <w:p>
-      <w:pPr>
-        <w:numPr>
-          <w:ilvl w:val="0"/>
-          <w:numId w:val="7"/>
-        </w:numPr>
-        <w:spacing w:before="100" w:beforeAutospacing="1" w:after="100" w:afterAutospacing="1" w:line="240" w:lineRule="auto"/>
-        <w:rPr>
-          <w:rFonts w:ascii="Bookman Old Style" w:eastAsia="Times New Roman" w:hAnsi="Bookman Old Style" w:cs="Times New Roman"/>
-          <w:sz w:val="24"/>
-          <w:szCs w:val="24"/>
-        </w:rPr>
-      </w:pPr>
-      <w:r>
-        <w:rPr>
-          <w:rFonts w:ascii="Bookman Old Style" w:eastAsia="Times New Roman" w:hAnsi="Bookman Old Style" w:cs="Times New Roman"/>
-          <w:sz w:val="24"/>
-          <w:szCs w:val="24"/>
-        </w:rPr>
-        <w:t>a metrics table,</w:t>
-      </w:r>
-    </w:p>
-    <w:p>
-      <w:pPr>
-        <w:numPr>
-          <w:ilvl w:val="0"/>
-          <w:numId w:val="7"/>
-        </w:numPr>
-        <w:spacing w:before="100" w:beforeAutospacing="1" w:after="100" w:afterAutospacing="1" w:line="240" w:lineRule="auto"/>
-        <w:rPr>
-          <w:rFonts w:ascii="Bookman Old Style" w:eastAsia="Times New Roman" w:hAnsi="Bookman Old Style" w:cs="Times New Roman"/>
-          <w:sz w:val="24"/>
-          <w:szCs w:val="24"/>
-        </w:rPr>
-      </w:pPr>
-      <w:r>
-        <w:rPr>
-          <w:rFonts w:ascii="Bookman Old Style" w:eastAsia="Times New Roman" w:hAnsi="Bookman Old Style" w:cs="Times New Roman"/>
-          <w:sz w:val="24"/>
-          <w:szCs w:val="24"/>
-        </w:rPr>
-        <w:t>a confusion matrix,</w:t>
-      </w:r>
-    </w:p>
-    <w:p>
-      <w:pPr>
-        <w:numPr>
-          <w:ilvl w:val="0"/>
-          <w:numId w:val="7"/>
-        </w:numPr>
-        <w:spacing w:before="100" w:beforeAutospacing="1" w:after="100" w:afterAutospacing="1" w:line="240" w:lineRule="auto"/>
-        <w:rPr>
-          <w:rFonts w:ascii="Bookman Old Style" w:eastAsia="Times New Roman" w:hAnsi="Bookman Old Style" w:cs="Times New Roman"/>
-          <w:sz w:val="24"/>
-          <w:szCs w:val="24"/>
-        </w:rPr>
-      </w:pPr>
-      <w:r>
-        <w:rPr>
-          <w:rFonts w:ascii="Bookman Old Style" w:eastAsia="Times New Roman" w:hAnsi="Bookman Old Style" w:cs="Times New Roman"/>
-          <w:sz w:val="24"/>
-          <w:szCs w:val="24"/>
-        </w:rPr>
-        <w:t>a ROC curve,</w:t>
-      </w:r>
-    </w:p>
-    <w:p>
-      <w:pPr>
-        <w:numPr>
-          <w:ilvl w:val="0"/>
-          <w:numId w:val="7"/>
-        </w:numPr>
-        <w:spacing w:before="100" w:beforeAutospacing="1" w:after="100" w:afterAutospacing="1" w:line="240" w:lineRule="auto"/>
-        <w:rPr>
-          <w:rFonts w:ascii="Bookman Old Style" w:eastAsia="Times New Roman" w:hAnsi="Bookman Old Style" w:cs="Times New Roman"/>
-          <w:sz w:val="24"/>
-          <w:szCs w:val="24"/>
-        </w:rPr>
-      </w:pPr>
-      <w:r>
-        <w:rPr>
-          <w:rFonts w:ascii="Bookman Old Style" w:eastAsia="Times New Roman" w:hAnsi="Bookman Old Style" w:cs="Times New Roman"/>
-          <w:sz w:val="24"/>
-          <w:szCs w:val="24"/>
-        </w:rPr>
-        <w:t>ranked feature effects (log-odds &amp; odds ratios),</w:t>
-      </w:r>
-    </w:p>
-    <w:p>
-      <w:pPr>
-        <w:numPr>
-          <w:ilvl w:val="0"/>
-          <w:numId w:val="7"/>
-        </w:numPr>
-        <w:spacing w:before="100" w:beforeAutospacing="1" w:after="100" w:afterAutospacing="1" w:line="240" w:lineRule="auto"/>
-        <w:rPr>
-          <w:rFonts w:ascii="Bookman Old Style" w:eastAsia="Times New Roman" w:hAnsi="Bookman Old Style" w:cs="Times New Roman"/>
-          <w:sz w:val="24"/>
-          <w:szCs w:val="24"/>
-        </w:rPr>
-      </w:pPr>
-      <w:r>
-        <w:rPr>
-          <w:rFonts w:ascii="Bookman Old Style" w:eastAsia="Times New Roman" w:hAnsi="Bookman Old Style" w:cs="Times New Roman"/>
-          <w:sz w:val="24"/>
-          <w:szCs w:val="24"/>
-        </w:rPr>
-        <w:t>And downloadable CSVs.</w:t>
-      </w:r>
-    </w:p>
-    <w:p>
-      <w:pPr>
-        <w:spacing w:before="100" w:beforeAutospacing="1" w:after="100" w:afterAutospacing="1" w:line="240" w:lineRule="auto"/>
-        <w:rPr>
-          <w:rFonts w:ascii="Bookman Old Style" w:eastAsia="Times New Roman" w:hAnsi="Bookman Old Style" w:cs="Times New Roman"/>
-          <w:color w:val="002060"/>
-          <w:sz w:val="24"/>
-          <w:szCs w:val="24"/>
-        </w:rPr>
       </w:pPr>
       <w:r>
         <w:rPr>
@@ -595,278 +900,8 @@
           <w:sz w:val="24"/>
           <w:szCs w:val="24"/>
         </w:rPr>
-        <w:t>Why performance is poor (most likely reasons)</w:t>
-      </w:r>
-    </w:p>
-    <w:p>
-      <w:pPr>
-        <w:numPr>
-          <w:ilvl w:val="0"/>
-          <w:numId w:val="10"/>
-        </w:numPr>
-        <w:spacing w:before="100" w:beforeAutospacing="1" w:after="100" w:afterAutospacing="1" w:line="240" w:lineRule="auto"/>
-        <w:rPr>
-          <w:rFonts w:ascii="Bookman Old Style" w:eastAsia="Times New Roman" w:hAnsi="Bookman Old Style" w:cs="Times New Roman"/>
-          <w:sz w:val="24"/>
-          <w:szCs w:val="24"/>
-        </w:rPr>
-      </w:pPr>
-      <w:r>
-        <w:rPr>
-          <w:rFonts w:ascii="Bookman Old Style" w:eastAsia="Times New Roman" w:hAnsi="Bookman Old Style" w:cs="Times New Roman"/>
-          <w:sz w:val="24"/>
-          <w:szCs w:val="24"/>
-        </w:rPr>
-        <w:t xml:space="preserve">We </w:t>
-      </w:r>
-      <w:r>
-        <w:rPr>
-          <w:rFonts w:ascii="Bookman Old Style" w:eastAsia="Times New Roman" w:hAnsi="Bookman Old Style" w:cs="Times New Roman"/>
-          <w:b/>
-          <w:bCs/>
-          <w:sz w:val="24"/>
-          <w:szCs w:val="24"/>
-        </w:rPr>
-        <w:t>dropped very high-cardinality/non-predictive columns</w:t>
-      </w:r>
-      <w:r>
-        <w:rPr>
-          <w:rFonts w:ascii="Bookman Old Style" w:eastAsia="Times New Roman" w:hAnsi="Bookman Old Style" w:cs="Times New Roman"/>
-          <w:sz w:val="24"/>
-          <w:szCs w:val="24"/>
-        </w:rPr>
-        <w:t xml:space="preserve"> (</w:t>
-      </w:r>
-      <w:r>
-        <w:rPr>
-          <w:rFonts w:ascii="Bookman Old Style" w:eastAsia="Times New Roman" w:hAnsi="Bookman Old Style" w:cs="Courier New"/>
-          <w:sz w:val="24"/>
-          <w:szCs w:val="24"/>
-        </w:rPr>
-        <w:t>country</w:t>
-      </w:r>
-      <w:r>
-        <w:rPr>
-          <w:rFonts w:ascii="Bookman Old Style" w:eastAsia="Times New Roman" w:hAnsi="Bookman Old Style" w:cs="Times New Roman"/>
-          <w:sz w:val="24"/>
-          <w:szCs w:val="24"/>
-        </w:rPr>
-        <w:t xml:space="preserve">, dates, </w:t>
-      </w:r>
-      <w:r>
-        <w:rPr>
-          <w:rFonts w:ascii="Bookman Old Style" w:eastAsia="Times New Roman" w:hAnsi="Bookman Old Style" w:cs="Courier New"/>
-          <w:sz w:val="24"/>
-          <w:szCs w:val="24"/>
-        </w:rPr>
-        <w:t>id</w:t>
-      </w:r>
-      <w:r>
-        <w:rPr>
-          <w:rFonts w:ascii="Bookman Old Style" w:eastAsia="Times New Roman" w:hAnsi="Bookman Old Style" w:cs="Times New Roman"/>
-          <w:sz w:val="24"/>
-          <w:szCs w:val="24"/>
-        </w:rPr>
-        <w:t xml:space="preserve">) to keep the model tractable. Important signal (e.g., </w:t>
-      </w:r>
-      <w:r>
-        <w:rPr>
-          <w:rFonts w:ascii="Bookman Old Style" w:eastAsia="Times New Roman" w:hAnsi="Bookman Old Style" w:cs="Times New Roman"/>
-          <w:b/>
-          <w:bCs/>
-          <w:sz w:val="24"/>
-          <w:szCs w:val="24"/>
-        </w:rPr>
-        <w:t>time from diagnosis to end of treatment</w:t>
-      </w:r>
-      <w:r>
-        <w:rPr>
-          <w:rFonts w:ascii="Bookman Old Style" w:eastAsia="Times New Roman" w:hAnsi="Bookman Old Style" w:cs="Times New Roman"/>
-          <w:sz w:val="24"/>
-          <w:szCs w:val="24"/>
-        </w:rPr>
-        <w:t>) is probably in those dates but needs to be engineered, not used raw.</w:t>
-      </w:r>
-    </w:p>
-    <w:p>
-      <w:pPr>
-        <w:numPr>
-          <w:ilvl w:val="0"/>
-          <w:numId w:val="10"/>
-        </w:numPr>
-        <w:spacing w:before="100" w:beforeAutospacing="1" w:after="100" w:afterAutospacing="1" w:line="240" w:lineRule="auto"/>
-        <w:rPr>
-          <w:rFonts w:ascii="Bookman Old Style" w:eastAsia="Times New Roman" w:hAnsi="Bookman Old Style" w:cs="Times New Roman"/>
-          <w:sz w:val="24"/>
-          <w:szCs w:val="24"/>
-        </w:rPr>
-      </w:pPr>
-      <w:r>
-        <w:rPr>
-          <w:rFonts w:ascii="Bookman Old Style" w:eastAsia="Times New Roman" w:hAnsi="Bookman Old Style" w:cs="Times New Roman"/>
-          <w:sz w:val="24"/>
-          <w:szCs w:val="24"/>
-        </w:rPr>
-        <w:t>The tabular features kept (</w:t>
-      </w:r>
-      <w:r>
-        <w:rPr>
-          <w:rFonts w:ascii="Bookman Old Style" w:eastAsia="Times New Roman" w:hAnsi="Bookman Old Style" w:cs="Courier New"/>
-          <w:sz w:val="24"/>
-          <w:szCs w:val="24"/>
-        </w:rPr>
-        <w:t>age</w:t>
-      </w:r>
-      <w:r>
-        <w:rPr>
-          <w:rFonts w:ascii="Bookman Old Style" w:eastAsia="Times New Roman" w:hAnsi="Bookman Old Style" w:cs="Times New Roman"/>
-          <w:sz w:val="24"/>
-          <w:szCs w:val="24"/>
-        </w:rPr>
-        <w:t xml:space="preserve">, </w:t>
-      </w:r>
-      <w:r>
-        <w:rPr>
-          <w:rFonts w:ascii="Bookman Old Style" w:eastAsia="Times New Roman" w:hAnsi="Bookman Old Style" w:cs="Courier New"/>
-          <w:sz w:val="24"/>
-          <w:szCs w:val="24"/>
-        </w:rPr>
-        <w:t>bmi</w:t>
-      </w:r>
-      <w:r>
-        <w:rPr>
-          <w:rFonts w:ascii="Bookman Old Style" w:eastAsia="Times New Roman" w:hAnsi="Bookman Old Style" w:cs="Times New Roman"/>
-          <w:sz w:val="24"/>
-          <w:szCs w:val="24"/>
-        </w:rPr>
-        <w:t xml:space="preserve">, vitals, coarse categories) may not carry enough signal to separate </w:t>
-      </w:r>
-      <w:r>
-        <w:rPr>
-          <w:rFonts w:ascii="Bookman Old Style" w:eastAsia="Times New Roman" w:hAnsi="Bookman Old Style" w:cs="Times New Roman"/>
-          <w:sz w:val="24"/>
-          <w:szCs w:val="24"/>
-        </w:rPr>
-        <w:t>survivor’s</w:t>
-      </w:r>
-      <w:r>
-        <w:rPr>
-          <w:rFonts w:ascii="Bookman Old Style" w:eastAsia="Times New Roman" w:hAnsi="Bookman Old Style" w:cs="Times New Roman"/>
-          <w:sz w:val="24"/>
-          <w:szCs w:val="24"/>
-        </w:rPr>
-        <w:t xml:space="preserve"> vs non-survivors.</w:t>
-      </w:r>
-    </w:p>
-    <w:p>
-      <w:pPr>
-        <w:numPr>
-          <w:ilvl w:val="0"/>
-          <w:numId w:val="10"/>
-        </w:numPr>
-        <w:spacing w:before="100" w:beforeAutospacing="1" w:after="100" w:afterAutospacing="1" w:line="240" w:lineRule="auto"/>
-        <w:rPr>
-          <w:rFonts w:ascii="Bookman Old Style" w:eastAsia="Times New Roman" w:hAnsi="Bookman Old Style" w:cs="Times New Roman"/>
-          <w:sz w:val="24"/>
-          <w:szCs w:val="24"/>
-        </w:rPr>
-      </w:pPr>
-      <w:r>
-        <w:rPr>
-          <w:rFonts w:ascii="Bookman Old Style" w:eastAsia="Times New Roman" w:hAnsi="Bookman Old Style" w:cs="Times New Roman"/>
-          <w:sz w:val="24"/>
-          <w:szCs w:val="24"/>
-        </w:rPr>
-        <w:lastRenderedPageBreak/>
-        <w:t xml:space="preserve">Some categories (e.g., cancer stage and treatment type) may have relationships that are </w:t>
-      </w:r>
-      <w:r>
-        <w:rPr>
-          <w:rFonts w:ascii="Bookman Old Style" w:eastAsia="Times New Roman" w:hAnsi="Bookman Old Style" w:cs="Times New Roman"/>
-          <w:b/>
-          <w:bCs/>
-          <w:sz w:val="24"/>
-          <w:szCs w:val="24"/>
-        </w:rPr>
-        <w:t>non-linear</w:t>
-      </w:r>
-      <w:r>
-        <w:rPr>
-          <w:rFonts w:ascii="Bookman Old Style" w:eastAsia="Times New Roman" w:hAnsi="Bookman Old Style" w:cs="Times New Roman"/>
-          <w:sz w:val="24"/>
-          <w:szCs w:val="24"/>
-        </w:rPr>
-        <w:t xml:space="preserve"> or </w:t>
-      </w:r>
-      <w:r>
-        <w:rPr>
-          <w:rFonts w:ascii="Bookman Old Style" w:eastAsia="Times New Roman" w:hAnsi="Bookman Old Style" w:cs="Times New Roman"/>
-          <w:b/>
-          <w:bCs/>
-          <w:sz w:val="24"/>
-          <w:szCs w:val="24"/>
-        </w:rPr>
-        <w:t>interacting</w:t>
-      </w:r>
-      <w:r>
-        <w:rPr>
-          <w:rFonts w:ascii="Bookman Old Style" w:eastAsia="Times New Roman" w:hAnsi="Bookman Old Style" w:cs="Times New Roman"/>
-          <w:sz w:val="24"/>
-          <w:szCs w:val="24"/>
-        </w:rPr>
-        <w:t>; plain logistic regression can miss those without interaction terms.</w:t>
-      </w:r>
-    </w:p>
-    <w:p>
-      <w:pPr>
-        <w:numPr>
-          <w:ilvl w:val="0"/>
-          <w:numId w:val="10"/>
-        </w:numPr>
-        <w:spacing w:before="100" w:beforeAutospacing="1" w:after="100" w:afterAutospacing="1" w:line="240" w:lineRule="auto"/>
-        <w:rPr>
-          <w:rFonts w:ascii="Bookman Old Style" w:eastAsia="Times New Roman" w:hAnsi="Bookman Old Style" w:cs="Times New Roman"/>
-          <w:sz w:val="24"/>
-          <w:szCs w:val="24"/>
-        </w:rPr>
-      </w:pPr>
-      <w:r>
-        <w:rPr>
-          <w:rFonts w:ascii="Bookman Old Style" w:eastAsia="Times New Roman" w:hAnsi="Bookman Old Style" w:cs="Times New Roman"/>
-          <w:sz w:val="24"/>
-          <w:szCs w:val="24"/>
-        </w:rPr>
-        <w:t xml:space="preserve">Potential </w:t>
-      </w:r>
-      <w:r>
-        <w:rPr>
-          <w:rFonts w:ascii="Bookman Old Style" w:eastAsia="Times New Roman" w:hAnsi="Bookman Old Style" w:cs="Times New Roman"/>
-          <w:b/>
-          <w:bCs/>
-          <w:sz w:val="24"/>
-          <w:szCs w:val="24"/>
-        </w:rPr>
-        <w:t>label or coding quirks</w:t>
-      </w:r>
-      <w:r>
-        <w:rPr>
-          <w:rFonts w:ascii="Bookman Old Style" w:eastAsia="Times New Roman" w:hAnsi="Bookman Old Style" w:cs="Times New Roman"/>
-          <w:sz w:val="24"/>
-          <w:szCs w:val="24"/>
-        </w:rPr>
-        <w:t xml:space="preserve"> (e.g., unexpected direction for Stage I) suggest we should audit feature encoding and class definitions.</w:t>
-      </w:r>
-    </w:p>
-    <w:p>
-      <w:pPr>
-        <w:spacing w:before="100" w:beforeAutospacing="1" w:after="100" w:afterAutospacing="1" w:line="240" w:lineRule="auto"/>
-        <w:rPr>
-          <w:rFonts w:ascii="Bookman Old Style" w:eastAsia="Times New Roman" w:hAnsi="Bookman Old Style" w:cs="Times New Roman"/>
-          <w:color w:val="002060"/>
-          <w:sz w:val="24"/>
-          <w:szCs w:val="24"/>
-        </w:rPr>
-      </w:pPr>
+        <w:t xml:space="preserve">      </w:t>
+      </w:r>
       <w:r>
         <w:rPr>
           <w:rFonts w:ascii="Bookman Old Style" w:eastAsia="Times New Roman" w:hAnsi="Bookman Old Style" w:cs="Times New Roman"/>
@@ -876,171 +911,100 @@
           <w:sz w:val="24"/>
           <w:szCs w:val="24"/>
         </w:rPr>
-        <w:t>Recommended next steps (to get a strong model)</w:t>
+        <w:t xml:space="preserve">                         </w:t>
       </w:r>
     </w:p>
     <w:p>
       <w:pPr>
-        <w:numPr>
-          <w:ilvl w:val="0"/>
-          <w:numId w:val="11"/>
-        </w:numPr>
         <w:spacing w:before="100" w:beforeAutospacing="1" w:after="100" w:afterAutospacing="1" w:line="240" w:lineRule="auto"/>
-        <w:rPr>
-          <w:rFonts w:ascii="Bookman Old Style" w:eastAsia="Times New Roman" w:hAnsi="Bookman Old Style" w:cs="Times New Roman"/>
-          <w:color w:val="002060"/>
-          <w:sz w:val="24"/>
-          <w:szCs w:val="24"/>
-        </w:rPr>
-      </w:pPr>
-      <w:r>
-        <w:rPr>
-          <w:rFonts w:ascii="Bookman Old Style" w:eastAsia="Times New Roman" w:hAnsi="Bookman Old Style" w:cs="Times New Roman"/>
-          <w:bCs/>
-          <w:color w:val="002060"/>
-          <w:sz w:val="24"/>
-          <w:szCs w:val="24"/>
-        </w:rPr>
-        <w:t>Feature engineering (biggest win):</w:t>
-      </w:r>
-    </w:p>
-    <w:p>
-      <w:pPr>
-        <w:numPr>
-          <w:ilvl w:val="1"/>
-          <w:numId w:val="11"/>
-        </w:numPr>
-        <w:spacing w:before="100" w:beforeAutospacing="1" w:after="100" w:afterAutospacing="1" w:line="240" w:lineRule="auto"/>
-        <w:rPr>
-          <w:rFonts w:ascii="Bookman Old Style" w:eastAsia="Times New Roman" w:hAnsi="Bookman Old Style" w:cs="Times New Roman"/>
-          <w:sz w:val="24"/>
-          <w:szCs w:val="24"/>
-        </w:rPr>
-      </w:pPr>
-      <w:r>
-        <w:rPr>
-          <w:rFonts w:ascii="Bookman Old Style" w:eastAsia="Times New Roman" w:hAnsi="Bookman Old Style" w:cs="Times New Roman"/>
-          <w:sz w:val="24"/>
-          <w:szCs w:val="24"/>
-        </w:rPr>
-        <w:t xml:space="preserve">Compute </w:t>
-      </w:r>
-      <w:r>
+        <w:jc w:val="center"/>
+        <w:outlineLvl w:val="2"/>
         <w:rPr>
           <w:rFonts w:ascii="Bookman Old Style" w:eastAsia="Times New Roman" w:hAnsi="Bookman Old Style" w:cs="Times New Roman"/>
           <w:b/>
           <w:bCs/>
-          <w:sz w:val="24"/>
-          <w:szCs w:val="24"/>
-        </w:rPr>
-        <w:t>time-based features</w:t>
-      </w:r>
-      <w:r>
-        <w:rPr>
-          <w:rFonts w:ascii="Bookman Old Style" w:eastAsia="Times New Roman" w:hAnsi="Bookman Old Style" w:cs="Times New Roman"/>
-          <w:sz w:val="24"/>
-          <w:szCs w:val="24"/>
-        </w:rPr>
-        <w:t xml:space="preserve">: days since diagnosis, treatment duration, </w:t>
-      </w:r>
-      <w:r>
-        <w:rPr>
-          <w:rFonts w:ascii="Bookman Old Style" w:eastAsia="Times New Roman" w:hAnsi="Bookman Old Style" w:cs="Times New Roman"/>
-          <w:sz w:val="24"/>
-          <w:szCs w:val="24"/>
-        </w:rPr>
-        <w:t>regency</w:t>
-      </w:r>
-      <w:r>
-        <w:rPr>
-          <w:rFonts w:ascii="Bookman Old Style" w:eastAsia="Times New Roman" w:hAnsi="Bookman Old Style" w:cs="Times New Roman"/>
-          <w:sz w:val="24"/>
-          <w:szCs w:val="24"/>
-        </w:rPr>
-        <w:t>, etc.</w:t>
-      </w:r>
-    </w:p>
-    <w:p>
-      <w:pPr>
-        <w:numPr>
-          <w:ilvl w:val="1"/>
-          <w:numId w:val="11"/>
-        </w:numPr>
-        <w:spacing w:before="100" w:beforeAutospacing="1" w:after="100" w:afterAutospacing="1" w:line="240" w:lineRule="auto"/>
-        <w:rPr>
-          <w:rFonts w:ascii="Bookman Old Style" w:eastAsia="Times New Roman" w:hAnsi="Bookman Old Style" w:cs="Times New Roman"/>
-          <w:sz w:val="24"/>
-          <w:szCs w:val="24"/>
-        </w:rPr>
-      </w:pPr>
-      <w:r>
-        <w:rPr>
-          <w:rFonts w:ascii="Bookman Old Style" w:eastAsia="Times New Roman" w:hAnsi="Bookman Old Style" w:cs="Times New Roman"/>
-          <w:sz w:val="24"/>
-          <w:szCs w:val="24"/>
-        </w:rPr>
-        <w:t xml:space="preserve">Derive </w:t>
-      </w:r>
+          <w:color w:val="002060"/>
+          <w:sz w:val="24"/>
+          <w:szCs w:val="24"/>
+        </w:rPr>
+      </w:pPr>
       <w:r>
         <w:rPr>
           <w:rFonts w:ascii="Bookman Old Style" w:eastAsia="Times New Roman" w:hAnsi="Bookman Old Style" w:cs="Times New Roman"/>
           <w:b/>
           <w:bCs/>
-          <w:sz w:val="24"/>
-          <w:szCs w:val="24"/>
-        </w:rPr>
-        <w:t>BMI bands</w:t>
-      </w:r>
-      <w:r>
-        <w:rPr>
-          <w:rFonts w:ascii="Bookman Old Style" w:eastAsia="Times New Roman" w:hAnsi="Bookman Old Style" w:cs="Times New Roman"/>
-          <w:sz w:val="24"/>
-          <w:szCs w:val="24"/>
-        </w:rPr>
-        <w:t xml:space="preserve">, </w:t>
-      </w:r>
-      <w:r>
+          <w:color w:val="002060"/>
+          <w:sz w:val="24"/>
+          <w:szCs w:val="24"/>
+        </w:rPr>
+        <w:lastRenderedPageBreak/>
+        <w:drawing>
+          <wp:inline distT="0" distB="0" distL="0" distR="0" wp14:anchorId="1C90D454" wp14:editId="3CF0FE3C">
+            <wp:extent cx="4032874" cy="2695128"/>
+            <wp:effectExtent l="0" t="0" r="6350" b="0"/>
+            <wp:docPr id="3" name="Picture 3"/>
+            <wp:cNvGraphicFramePr>
+              <a:graphicFrameLocks xmlns:a="http://schemas.openxmlformats.org/drawingml/2006/main" noChangeAspect="1"/>
+            </wp:cNvGraphicFramePr>
+            <a:graphic xmlns:a="http://schemas.openxmlformats.org/drawingml/2006/main">
+              <a:graphicData uri="http://schemas.openxmlformats.org/drawingml/2006/picture">
+                <pic:pic xmlns:pic="http://schemas.openxmlformats.org/drawingml/2006/picture">
+                  <pic:nvPicPr>
+                    <pic:cNvPr id="1" name=""/>
+                    <pic:cNvPicPr/>
+                  </pic:nvPicPr>
+                  <pic:blipFill>
+                    <a:blip r:embed="rId8"/>
+                    <a:stretch>
+                      <a:fillRect/>
+                    </a:stretch>
+                  </pic:blipFill>
+                  <pic:spPr>
+                    <a:xfrm>
+                      <a:off x="0" y="0"/>
+                      <a:ext cx="4049669" cy="2706352"/>
+                    </a:xfrm>
+                    <a:prstGeom prst="rect">
+                      <a:avLst/>
+                    </a:prstGeom>
+                  </pic:spPr>
+                </pic:pic>
+              </a:graphicData>
+            </a:graphic>
+          </wp:inline>
+        </w:drawing>
+      </w:r>
+    </w:p>
+    <w:p>
+      <w:pPr>
+        <w:spacing w:before="100" w:beforeAutospacing="1" w:after="100" w:afterAutospacing="1" w:line="240" w:lineRule="auto"/>
+        <w:outlineLvl w:val="2"/>
         <w:rPr>
           <w:rFonts w:ascii="Bookman Old Style" w:eastAsia="Times New Roman" w:hAnsi="Bookman Old Style" w:cs="Times New Roman"/>
           <w:b/>
           <w:bCs/>
-          <w:sz w:val="24"/>
-          <w:szCs w:val="24"/>
-        </w:rPr>
-        <w:t>age bands</w:t>
-      </w:r>
-      <w:r>
-        <w:rPr>
-          <w:rFonts w:ascii="Bookman Old Style" w:eastAsia="Times New Roman" w:hAnsi="Bookman Old Style" w:cs="Times New Roman"/>
-          <w:sz w:val="24"/>
-          <w:szCs w:val="24"/>
-        </w:rPr>
-        <w:t xml:space="preserve">, and </w:t>
-      </w:r>
+          <w:color w:val="002060"/>
+          <w:sz w:val="24"/>
+          <w:szCs w:val="24"/>
+        </w:rPr>
+      </w:pPr>
       <w:r>
         <w:rPr>
           <w:rFonts w:ascii="Bookman Old Style" w:eastAsia="Times New Roman" w:hAnsi="Bookman Old Style" w:cs="Times New Roman"/>
           <w:b/>
           <w:bCs/>
-          <w:sz w:val="24"/>
-          <w:szCs w:val="24"/>
-        </w:rPr>
-        <w:t>risk indices</w:t>
-      </w:r>
-      <w:r>
-        <w:rPr>
-          <w:rFonts w:ascii="Bookman Old Style" w:eastAsia="Times New Roman" w:hAnsi="Bookman Old Style" w:cs="Times New Roman"/>
-          <w:sz w:val="24"/>
-          <w:szCs w:val="24"/>
-        </w:rPr>
-        <w:t xml:space="preserve"> (e.g., comorbidity count).</w:t>
+          <w:color w:val="002060"/>
+          <w:sz w:val="24"/>
+          <w:szCs w:val="24"/>
+        </w:rPr>
+        <w:t>Interpretation of Metrics</w:t>
       </w:r>
     </w:p>
     <w:p>
       <w:pPr>
         <w:numPr>
-          <w:ilvl w:val="1"/>
-          <w:numId w:val="11"/>
+          <w:ilvl w:val="0"/>
+          <w:numId w:val="15"/>
         </w:numPr>
         <w:spacing w:before="100" w:beforeAutospacing="1" w:after="100" w:afterAutospacing="1" w:line="240" w:lineRule="auto"/>
         <w:rPr>
@@ -1049,14 +1013,6 @@
           <w:szCs w:val="24"/>
         </w:rPr>
       </w:pPr>
-      <w:r>
-        <w:rPr>
-          <w:rFonts w:ascii="Bookman Old Style" w:eastAsia="Times New Roman" w:hAnsi="Bookman Old Style" w:cs="Times New Roman"/>
-          <w:sz w:val="24"/>
-          <w:szCs w:val="24"/>
-        </w:rPr>
-        <w:t xml:space="preserve">If medically meaningful, create </w:t>
-      </w:r>
       <w:r>
         <w:rPr>
           <w:rFonts w:ascii="Bookman Old Style" w:eastAsia="Times New Roman" w:hAnsi="Bookman Old Style" w:cs="Times New Roman"/>
@@ -1065,7 +1021,7 @@
           <w:sz w:val="24"/>
           <w:szCs w:val="24"/>
         </w:rPr>
-        <w:t>interactions</w:t>
+        <w:t>Accuracy (49.5%)</w:t>
       </w:r>
       <w:r>
         <w:rPr>
@@ -1073,14 +1029,30 @@
           <w:sz w:val="24"/>
           <w:szCs w:val="24"/>
         </w:rPr>
-        <w:t>: stage × treatment type, smoking × age, etc.</w:t>
+        <w:t xml:space="preserve"> → </w:t>
+      </w:r>
+      <w:r>
+        <w:rPr>
+          <w:rFonts w:ascii="Bookman Old Style" w:eastAsia="Times New Roman" w:hAnsi="Bookman Old Style" w:cs="Times New Roman"/>
+          <w:sz w:val="24"/>
+          <w:szCs w:val="24"/>
+        </w:rPr>
+        <w:t>the</w:t>
+      </w:r>
+      <w:r>
+        <w:rPr>
+          <w:rFonts w:ascii="Bookman Old Style" w:eastAsia="Times New Roman" w:hAnsi="Bookman Old Style" w:cs="Times New Roman"/>
+          <w:sz w:val="24"/>
+          <w:szCs w:val="24"/>
+        </w:rPr>
+        <w:t xml:space="preserve"> model performs close to random guessing (≈50%).</w:t>
       </w:r>
     </w:p>
     <w:p>
       <w:pPr>
         <w:numPr>
           <w:ilvl w:val="0"/>
-          <w:numId w:val="11"/>
+          <w:numId w:val="15"/>
         </w:numPr>
         <w:spacing w:before="100" w:beforeAutospacing="1" w:after="100" w:afterAutospacing="1" w:line="240" w:lineRule="auto"/>
         <w:rPr>
@@ -1089,173 +1061,6 @@
           <w:szCs w:val="24"/>
         </w:rPr>
       </w:pPr>
-      <w:r>
-        <w:rPr>
-          <w:rFonts w:ascii="Bookman Old Style" w:eastAsia="Times New Roman" w:hAnsi="Bookman Old Style" w:cs="Times New Roman"/>
-          <w:bCs/>
-          <w:color w:val="002060"/>
-          <w:sz w:val="24"/>
-          <w:szCs w:val="24"/>
-        </w:rPr>
-        <w:t>Use the dates safely:</w:t>
-      </w:r>
-      <w:r>
-        <w:rPr>
-          <w:rFonts w:ascii="Bookman Old Style" w:eastAsia="Times New Roman" w:hAnsi="Bookman Old Style" w:cs="Times New Roman"/>
-          <w:color w:val="002060"/>
-          <w:sz w:val="24"/>
-          <w:szCs w:val="24"/>
-        </w:rPr>
-        <w:t xml:space="preserve"> </w:t>
-      </w:r>
-      <w:r>
-        <w:rPr>
-          <w:rFonts w:ascii="Bookman Old Style" w:eastAsia="Times New Roman" w:hAnsi="Bookman Old Style" w:cs="Times New Roman"/>
-          <w:sz w:val="24"/>
-          <w:szCs w:val="24"/>
-        </w:rPr>
-        <w:t xml:space="preserve">turn </w:t>
-      </w:r>
-      <w:r>
-        <w:rPr>
-          <w:rFonts w:ascii="Bookman Old Style" w:eastAsia="Times New Roman" w:hAnsi="Bookman Old Style" w:cs="Courier New"/>
-          <w:sz w:val="24"/>
-          <w:szCs w:val="24"/>
-        </w:rPr>
-        <w:t>diagnosis_date</w:t>
-      </w:r>
-      <w:r>
-        <w:rPr>
-          <w:rFonts w:ascii="Bookman Old Style" w:eastAsia="Times New Roman" w:hAnsi="Bookman Old Style" w:cs="Times New Roman"/>
-          <w:sz w:val="24"/>
-          <w:szCs w:val="24"/>
-        </w:rPr>
-        <w:t>/</w:t>
-      </w:r>
-      <w:r>
-        <w:rPr>
-          <w:rFonts w:ascii="Bookman Old Style" w:eastAsia="Times New Roman" w:hAnsi="Bookman Old Style" w:cs="Courier New"/>
-          <w:sz w:val="24"/>
-          <w:szCs w:val="24"/>
-        </w:rPr>
-        <w:t>end_treatment_date</w:t>
-      </w:r>
-      <w:r>
-        <w:rPr>
-          <w:rFonts w:ascii="Bookman Old Style" w:eastAsia="Times New Roman" w:hAnsi="Bookman Old Style" w:cs="Times New Roman"/>
-          <w:sz w:val="24"/>
-          <w:szCs w:val="24"/>
-        </w:rPr>
-        <w:t xml:space="preserve"> into numeric durations (no leakage from the future).</w:t>
-      </w:r>
-    </w:p>
-    <w:p>
-      <w:pPr>
-        <w:numPr>
-          <w:ilvl w:val="0"/>
-          <w:numId w:val="11"/>
-        </w:numPr>
-        <w:spacing w:before="100" w:beforeAutospacing="1" w:after="100" w:afterAutospacing="1" w:line="240" w:lineRule="auto"/>
-        <w:rPr>
-          <w:rFonts w:ascii="Bookman Old Style" w:eastAsia="Times New Roman" w:hAnsi="Bookman Old Style" w:cs="Times New Roman"/>
-          <w:sz w:val="24"/>
-          <w:szCs w:val="24"/>
-        </w:rPr>
-      </w:pPr>
-      <w:r>
-        <w:rPr>
-          <w:rFonts w:ascii="Bookman Old Style" w:eastAsia="Times New Roman" w:hAnsi="Bookman Old Style" w:cs="Times New Roman"/>
-          <w:bCs/>
-          <w:color w:val="002060"/>
-          <w:sz w:val="24"/>
-          <w:szCs w:val="24"/>
-        </w:rPr>
-        <w:t xml:space="preserve">Revisit high-cardinality </w:t>
-      </w:r>
-      <w:r>
-        <w:rPr>
-          <w:rFonts w:ascii="Bookman Old Style" w:eastAsia="Times New Roman" w:hAnsi="Bookman Old Style" w:cs="Courier New"/>
-          <w:bCs/>
-          <w:color w:val="002060"/>
-          <w:sz w:val="24"/>
-          <w:szCs w:val="24"/>
-        </w:rPr>
-        <w:t>country</w:t>
-      </w:r>
-      <w:r>
-        <w:rPr>
-          <w:rFonts w:ascii="Bookman Old Style" w:eastAsia="Times New Roman" w:hAnsi="Bookman Old Style" w:cs="Times New Roman"/>
-          <w:bCs/>
-          <w:color w:val="002060"/>
-          <w:sz w:val="24"/>
-          <w:szCs w:val="24"/>
-        </w:rPr>
-        <w:t>:</w:t>
-      </w:r>
-      <w:r>
-        <w:rPr>
-          <w:rFonts w:ascii="Bookman Old Style" w:eastAsia="Times New Roman" w:hAnsi="Bookman Old Style" w:cs="Times New Roman"/>
-          <w:color w:val="002060"/>
-          <w:sz w:val="24"/>
-          <w:szCs w:val="24"/>
-        </w:rPr>
-        <w:t xml:space="preserve"> </w:t>
-      </w:r>
-      <w:r>
-        <w:rPr>
-          <w:rFonts w:ascii="Bookman Old Style" w:eastAsia="Times New Roman" w:hAnsi="Bookman Old Style" w:cs="Times New Roman"/>
-          <w:sz w:val="24"/>
-          <w:szCs w:val="24"/>
-        </w:rPr>
-        <w:t>bucket into regions or top-N countries + “Other”.</w:t>
-      </w:r>
-    </w:p>
-    <w:p>
-      <w:pPr>
-        <w:numPr>
-          <w:ilvl w:val="0"/>
-          <w:numId w:val="11"/>
-        </w:numPr>
-        <w:spacing w:before="100" w:beforeAutospacing="1" w:after="100" w:afterAutospacing="1" w:line="240" w:lineRule="auto"/>
-        <w:rPr>
-          <w:rFonts w:ascii="Bookman Old Style" w:eastAsia="Times New Roman" w:hAnsi="Bookman Old Style" w:cs="Times New Roman"/>
-          <w:color w:val="002060"/>
-          <w:sz w:val="24"/>
-          <w:szCs w:val="24"/>
-        </w:rPr>
-      </w:pPr>
-      <w:r>
-        <w:rPr>
-          <w:rFonts w:ascii="Bookman Old Style" w:eastAsia="Times New Roman" w:hAnsi="Bookman Old Style" w:cs="Times New Roman"/>
-          <w:bCs/>
-          <w:color w:val="002060"/>
-          <w:sz w:val="24"/>
-          <w:szCs w:val="24"/>
-        </w:rPr>
-        <w:t>Modeling:</w:t>
-      </w:r>
-    </w:p>
-    <w:p>
-      <w:pPr>
-        <w:numPr>
-          <w:ilvl w:val="1"/>
-          <w:numId w:val="11"/>
-        </w:numPr>
-        <w:spacing w:before="100" w:beforeAutospacing="1" w:after="100" w:afterAutospacing="1" w:line="240" w:lineRule="auto"/>
-        <w:rPr>
-          <w:rFonts w:ascii="Bookman Old Style" w:eastAsia="Times New Roman" w:hAnsi="Bookman Old Style" w:cs="Times New Roman"/>
-          <w:sz w:val="24"/>
-          <w:szCs w:val="24"/>
-        </w:rPr>
-      </w:pPr>
-      <w:r>
-        <w:rPr>
-          <w:rFonts w:ascii="Bookman Old Style" w:eastAsia="Times New Roman" w:hAnsi="Bookman Old Style" w:cs="Times New Roman"/>
-          <w:sz w:val="24"/>
-          <w:szCs w:val="24"/>
-        </w:rPr>
-        <w:t xml:space="preserve">Try </w:t>
-      </w:r>
       <w:r>
         <w:rPr>
           <w:rFonts w:ascii="Bookman Old Style" w:eastAsia="Times New Roman" w:hAnsi="Bookman Old Style" w:cs="Times New Roman"/>
@@ -1264,7 +1069,7 @@
           <w:sz w:val="24"/>
           <w:szCs w:val="24"/>
         </w:rPr>
-        <w:t>tree-based</w:t>
+        <w:t>Precision (22.1%)</w:t>
       </w:r>
       <w:r>
         <w:rPr>
@@ -1272,66 +1077,30 @@
           <w:sz w:val="24"/>
           <w:szCs w:val="24"/>
         </w:rPr>
-        <w:t xml:space="preserve"> models (</w:t>
-      </w:r>
-      <w:proofErr w:type="spellStart"/>
+        <w:t xml:space="preserve"> → </w:t>
+      </w:r>
       <w:r>
         <w:rPr>
           <w:rFonts w:ascii="Bookman Old Style" w:eastAsia="Times New Roman" w:hAnsi="Bookman Old Style" w:cs="Times New Roman"/>
           <w:sz w:val="24"/>
           <w:szCs w:val="24"/>
         </w:rPr>
-        <w:t>XGBoost</w:t>
-      </w:r>
-      <w:proofErr w:type="spellEnd"/>
+        <w:t>only</w:t>
+      </w:r>
       <w:r>
         <w:rPr>
           <w:rFonts w:ascii="Bookman Old Style" w:eastAsia="Times New Roman" w:hAnsi="Bookman Old Style" w:cs="Times New Roman"/>
           <w:sz w:val="24"/>
           <w:szCs w:val="24"/>
         </w:rPr>
-        <w:t>/</w:t>
-      </w:r>
-      <w:proofErr w:type="spellStart"/>
-      <w:r>
-        <w:rPr>
-          <w:rFonts w:ascii="Bookman Old Style" w:eastAsia="Times New Roman" w:hAnsi="Bookman Old Style" w:cs="Times New Roman"/>
-          <w:sz w:val="24"/>
-          <w:szCs w:val="24"/>
-        </w:rPr>
-        <w:t>LightGBM</w:t>
-      </w:r>
-      <w:proofErr w:type="spellEnd"/>
-      <w:r>
-        <w:rPr>
-          <w:rFonts w:ascii="Bookman Old Style" w:eastAsia="Times New Roman" w:hAnsi="Bookman Old Style" w:cs="Times New Roman"/>
-          <w:sz w:val="24"/>
-          <w:szCs w:val="24"/>
-        </w:rPr>
-        <w:t xml:space="preserve">, Random Forest) which handle interactions and </w:t>
-      </w:r>
-      <w:r>
-        <w:rPr>
-          <w:rFonts w:ascii="Bookman Old Style" w:eastAsia="Times New Roman" w:hAnsi="Bookman Old Style" w:cs="Times New Roman"/>
-          <w:sz w:val="24"/>
-          <w:szCs w:val="24"/>
-        </w:rPr>
-        <w:t>non-linearity</w:t>
-      </w:r>
-      <w:r>
-        <w:rPr>
-          <w:rFonts w:ascii="Bookman Old Style" w:eastAsia="Times New Roman" w:hAnsi="Bookman Old Style" w:cs="Times New Roman"/>
-          <w:sz w:val="24"/>
-          <w:szCs w:val="24"/>
-        </w:rPr>
-        <w:t>.</w:t>
+        <w:t xml:space="preserve"> ~22% of predicted survivors are actual survivors.</w:t>
       </w:r>
     </w:p>
     <w:p>
       <w:pPr>
         <w:numPr>
-          <w:ilvl w:val="1"/>
-          <w:numId w:val="11"/>
+          <w:ilvl w:val="0"/>
+          <w:numId w:val="15"/>
         </w:numPr>
         <w:spacing w:before="100" w:beforeAutospacing="1" w:after="100" w:afterAutospacing="1" w:line="240" w:lineRule="auto"/>
         <w:rPr>
@@ -1340,14 +1109,6 @@
           <w:szCs w:val="24"/>
         </w:rPr>
       </w:pPr>
-      <w:r>
-        <w:rPr>
-          <w:rFonts w:ascii="Bookman Old Style" w:eastAsia="Times New Roman" w:hAnsi="Bookman Old Style" w:cs="Times New Roman"/>
-          <w:sz w:val="24"/>
-          <w:szCs w:val="24"/>
-        </w:rPr>
-        <w:t xml:space="preserve">For Logistic Regression, add </w:t>
-      </w:r>
       <w:r>
         <w:rPr>
           <w:rFonts w:ascii="Bookman Old Style" w:eastAsia="Times New Roman" w:hAnsi="Bookman Old Style" w:cs="Times New Roman"/>
@@ -1356,7 +1117,7 @@
           <w:sz w:val="24"/>
           <w:szCs w:val="24"/>
         </w:rPr>
-        <w:t>interaction terms</w:t>
+        <w:t>Recall (51.4%)</w:t>
       </w:r>
       <w:r>
         <w:rPr>
@@ -1364,8 +1125,38 @@
           <w:sz w:val="24"/>
           <w:szCs w:val="24"/>
         </w:rPr>
-        <w:t xml:space="preserve"> and consider </w:t>
-      </w:r>
+        <w:t xml:space="preserve"> → </w:t>
+      </w:r>
+      <w:r>
+        <w:rPr>
+          <w:rFonts w:ascii="Bookman Old Style" w:eastAsia="Times New Roman" w:hAnsi="Bookman Old Style" w:cs="Times New Roman"/>
+          <w:sz w:val="24"/>
+          <w:szCs w:val="24"/>
+        </w:rPr>
+        <w:t>the</w:t>
+      </w:r>
+      <w:r>
+        <w:rPr>
+          <w:rFonts w:ascii="Bookman Old Style" w:eastAsia="Times New Roman" w:hAnsi="Bookman Old Style" w:cs="Times New Roman"/>
+          <w:sz w:val="24"/>
+          <w:szCs w:val="24"/>
+        </w:rPr>
+        <w:t xml:space="preserve"> model captures about half of true survivors, but misses the other half.</w:t>
+      </w:r>
+    </w:p>
+    <w:p>
+      <w:pPr>
+        <w:numPr>
+          <w:ilvl w:val="0"/>
+          <w:numId w:val="15"/>
+        </w:numPr>
+        <w:spacing w:before="100" w:beforeAutospacing="1" w:after="100" w:afterAutospacing="1" w:line="240" w:lineRule="auto"/>
+        <w:rPr>
+          <w:rFonts w:ascii="Bookman Old Style" w:eastAsia="Times New Roman" w:hAnsi="Bookman Old Style" w:cs="Times New Roman"/>
+          <w:sz w:val="24"/>
+          <w:szCs w:val="24"/>
+        </w:rPr>
+      </w:pPr>
       <w:r>
         <w:rPr>
           <w:rFonts w:ascii="Bookman Old Style" w:eastAsia="Times New Roman" w:hAnsi="Bookman Old Style" w:cs="Times New Roman"/>
@@ -1374,7 +1165,7 @@
           <w:sz w:val="24"/>
           <w:szCs w:val="24"/>
         </w:rPr>
-        <w:t>L1/L2</w:t>
+        <w:t>F1 Score (0.31)</w:t>
       </w:r>
       <w:r>
         <w:rPr>
@@ -1382,55 +1173,22 @@
           <w:sz w:val="24"/>
           <w:szCs w:val="24"/>
         </w:rPr>
-        <w:t xml:space="preserve"> regularization tuning.</w:t>
+        <w:t xml:space="preserve"> → Low balance between precision and recall.</w:t>
       </w:r>
     </w:p>
     <w:p>
       <w:pPr>
         <w:numPr>
           <w:ilvl w:val="0"/>
-          <w:numId w:val="11"/>
+          <w:numId w:val="15"/>
         </w:numPr>
         <w:spacing w:before="100" w:beforeAutospacing="1" w:after="100" w:afterAutospacing="1" w:line="240" w:lineRule="auto"/>
         <w:rPr>
           <w:rFonts w:ascii="Bookman Old Style" w:eastAsia="Times New Roman" w:hAnsi="Bookman Old Style" w:cs="Times New Roman"/>
-          <w:color w:val="002060"/>
-          <w:sz w:val="24"/>
-          <w:szCs w:val="24"/>
-        </w:rPr>
-      </w:pPr>
-      <w:r>
-        <w:rPr>
-          <w:rFonts w:ascii="Bookman Old Style" w:eastAsia="Times New Roman" w:hAnsi="Bookman Old Style" w:cs="Times New Roman"/>
-          <w:bCs/>
-          <w:color w:val="002060"/>
-          <w:sz w:val="24"/>
-          <w:szCs w:val="24"/>
-        </w:rPr>
-        <w:t>Evaluation:</w:t>
-      </w:r>
-    </w:p>
-    <w:p>
-      <w:pPr>
-        <w:numPr>
-          <w:ilvl w:val="1"/>
-          <w:numId w:val="11"/>
-        </w:numPr>
-        <w:spacing w:before="100" w:beforeAutospacing="1" w:after="100" w:afterAutospacing="1" w:line="240" w:lineRule="auto"/>
-        <w:rPr>
-          <w:rFonts w:ascii="Bookman Old Style" w:eastAsia="Times New Roman" w:hAnsi="Bookman Old Style" w:cs="Times New Roman"/>
-          <w:sz w:val="24"/>
-          <w:szCs w:val="24"/>
-        </w:rPr>
-      </w:pPr>
-      <w:r>
-        <w:rPr>
-          <w:rFonts w:ascii="Bookman Old Style" w:eastAsia="Times New Roman" w:hAnsi="Bookman Old Style" w:cs="Times New Roman"/>
-          <w:sz w:val="24"/>
-          <w:szCs w:val="24"/>
-        </w:rPr>
-        <w:t xml:space="preserve">Stratified CV, </w:t>
-      </w:r>
+          <w:sz w:val="24"/>
+          <w:szCs w:val="24"/>
+        </w:rPr>
+      </w:pPr>
       <w:r>
         <w:rPr>
           <w:rFonts w:ascii="Bookman Old Style" w:eastAsia="Times New Roman" w:hAnsi="Bookman Old Style" w:cs="Times New Roman"/>
@@ -1439,7 +1197,7 @@
           <w:sz w:val="24"/>
           <w:szCs w:val="24"/>
         </w:rPr>
-        <w:t>calibrated probabilities</w:t>
+        <w:t>ROC AUC (0.50)</w:t>
       </w:r>
       <w:r>
         <w:rPr>
@@ -1447,9 +1205,29 @@
           <w:sz w:val="24"/>
           <w:szCs w:val="24"/>
         </w:rPr>
-        <w:t xml:space="preserve">, and inspect </w:t>
-      </w:r>
-      <w:r>
+        <w:t xml:space="preserve"> → </w:t>
+      </w:r>
+      <w:r>
+        <w:rPr>
+          <w:rFonts w:ascii="Bookman Old Style" w:eastAsia="Times New Roman" w:hAnsi="Bookman Old Style" w:cs="Times New Roman"/>
+          <w:sz w:val="24"/>
+          <w:szCs w:val="24"/>
+        </w:rPr>
+        <w:t>suggests</w:t>
+      </w:r>
+      <w:r>
+        <w:rPr>
+          <w:rFonts w:ascii="Bookman Old Style" w:eastAsia="Times New Roman" w:hAnsi="Bookman Old Style" w:cs="Times New Roman"/>
+          <w:sz w:val="24"/>
+          <w:szCs w:val="24"/>
+        </w:rPr>
+        <w:t xml:space="preserve"> no strong discriminatory power (model ≈ random).</w:t>
+      </w:r>
+    </w:p>
+    <w:p>
+      <w:pPr>
+        <w:spacing w:before="100" w:beforeAutospacing="1" w:after="100" w:afterAutospacing="1" w:line="240" w:lineRule="auto"/>
+        <w:ind w:left="360"/>
         <w:rPr>
           <w:rFonts w:ascii="Bookman Old Style" w:eastAsia="Times New Roman" w:hAnsi="Bookman Old Style" w:cs="Times New Roman"/>
           <w:b/>
@@ -1457,138 +1235,290 @@
           <w:sz w:val="24"/>
           <w:szCs w:val="24"/>
         </w:rPr>
-        <w:t>precision–recall</w:t>
-      </w:r>
-      <w:r>
-        <w:rPr>
-          <w:rFonts w:ascii="Bookman Old Style" w:eastAsia="Times New Roman" w:hAnsi="Bookman Old Style" w:cs="Times New Roman"/>
-          <w:sz w:val="24"/>
-          <w:szCs w:val="24"/>
-        </w:rPr>
-        <w:t xml:space="preserve"> (especially if classes are imbalanced).</w:t>
-      </w:r>
+      </w:pPr>
     </w:p>
     <w:p>
       <w:pPr>
+        <w:spacing w:before="100" w:beforeAutospacing="1" w:after="100" w:afterAutospacing="1" w:line="240" w:lineRule="auto"/>
+        <w:rPr>
+          <w:rFonts w:ascii="Bookman Old Style" w:eastAsia="Times New Roman" w:hAnsi="Bookman Old Style" w:cs="Times New Roman"/>
+          <w:b/>
+          <w:bCs/>
+          <w:color w:val="002060"/>
+          <w:sz w:val="24"/>
+          <w:szCs w:val="24"/>
+        </w:rPr>
+      </w:pPr>
+      <w:r>
+        <w:rPr>
+          <w:rFonts w:ascii="Bookman Old Style" w:eastAsia="Times New Roman" w:hAnsi="Bookman Old Style" w:cs="Times New Roman"/>
+          <w:b/>
+          <w:bCs/>
+          <w:color w:val="002060"/>
+          <w:sz w:val="24"/>
+          <w:szCs w:val="24"/>
+        </w:rPr>
+        <w:t xml:space="preserve">   </w:t>
+      </w:r>
+      <w:r>
+        <w:rPr>
+          <w:rFonts w:ascii="Bookman Old Style" w:eastAsia="Times New Roman" w:hAnsi="Bookman Old Style" w:cs="Times New Roman"/>
+          <w:b/>
+          <w:bCs/>
+          <w:color w:val="002060"/>
+          <w:sz w:val="24"/>
+          <w:szCs w:val="24"/>
+        </w:rPr>
+        <w:t>Conclusion</w:t>
+      </w:r>
+    </w:p>
+    <w:p>
+      <w:pPr>
+        <w:spacing w:before="100" w:beforeAutospacing="1" w:after="100" w:afterAutospacing="1" w:line="240" w:lineRule="auto"/>
+        <w:rPr>
+          <w:rFonts w:ascii="Bookman Old Style" w:eastAsia="Times New Roman" w:hAnsi="Bookman Old Style" w:cs="Times New Roman"/>
+          <w:sz w:val="24"/>
+          <w:szCs w:val="24"/>
+        </w:rPr>
+      </w:pPr>
+      <w:bookmarkStart w:id="0" w:name="_GoBack"/>
+      <w:bookmarkEnd w:id="0"/>
+      <w:r>
+        <w:rPr>
+          <w:rFonts w:ascii="Bookman Old Style" w:eastAsia="Times New Roman" w:hAnsi="Bookman Old Style" w:cs="Times New Roman"/>
+          <w:sz w:val="24"/>
+          <w:szCs w:val="24"/>
+        </w:rPr>
+        <w:t xml:space="preserve"> </w:t>
+      </w:r>
+      <w:r>
+        <w:rPr>
+          <w:rFonts w:ascii="Bookman Old Style" w:eastAsia="Times New Roman" w:hAnsi="Bookman Old Style" w:cs="Courier New"/>
+          <w:b/>
+          <w:color w:val="002060"/>
+          <w:sz w:val="24"/>
+          <w:szCs w:val="24"/>
+        </w:rPr>
+        <w:t xml:space="preserve">Findings &amp; Interpretation </w:t>
+      </w:r>
+    </w:p>
+    <w:p>
+      <w:pPr>
+        <w:pStyle w:val="ListParagraph"/>
         <w:numPr>
           <w:ilvl w:val="0"/>
-          <w:numId w:val="11"/>
+          <w:numId w:val="17"/>
         </w:numPr>
-        <w:spacing w:before="100" w:beforeAutospacing="1" w:after="100" w:afterAutospacing="1" w:line="240" w:lineRule="auto"/>
-        <w:rPr>
-          <w:rFonts w:ascii="Bookman Old Style" w:eastAsia="Times New Roman" w:hAnsi="Bookman Old Style" w:cs="Times New Roman"/>
-          <w:color w:val="002060"/>
-          <w:sz w:val="24"/>
-          <w:szCs w:val="24"/>
-        </w:rPr>
-      </w:pPr>
-      <w:r>
-        <w:rPr>
-          <w:rFonts w:ascii="Bookman Old Style" w:eastAsia="Times New Roman" w:hAnsi="Bookman Old Style" w:cs="Times New Roman"/>
-          <w:bCs/>
-          <w:color w:val="002060"/>
-          <w:sz w:val="24"/>
-          <w:szCs w:val="24"/>
-        </w:rPr>
-        <w:t>Data audit:</w:t>
+        <w:shd w:val="clear" w:color="auto" w:fill="FFFFFF"/>
+        <w:tabs>
+          <w:tab w:val="left" w:pos="916"/>
+          <w:tab w:val="left" w:pos="1832"/>
+          <w:tab w:val="left" w:pos="2748"/>
+          <w:tab w:val="left" w:pos="3664"/>
+          <w:tab w:val="left" w:pos="4580"/>
+          <w:tab w:val="left" w:pos="5496"/>
+          <w:tab w:val="left" w:pos="6412"/>
+          <w:tab w:val="left" w:pos="7328"/>
+          <w:tab w:val="left" w:pos="8244"/>
+          <w:tab w:val="left" w:pos="9160"/>
+          <w:tab w:val="left" w:pos="10076"/>
+          <w:tab w:val="left" w:pos="10992"/>
+          <w:tab w:val="left" w:pos="11908"/>
+          <w:tab w:val="left" w:pos="12824"/>
+          <w:tab w:val="left" w:pos="13740"/>
+          <w:tab w:val="left" w:pos="14656"/>
+        </w:tabs>
+        <w:wordWrap w:val="0"/>
+        <w:spacing w:after="0" w:line="240" w:lineRule="auto"/>
+        <w:rPr>
+          <w:rFonts w:ascii="Bookman Old Style" w:eastAsia="Times New Roman" w:hAnsi="Bookman Old Style" w:cs="Courier New"/>
+          <w:sz w:val="24"/>
+          <w:szCs w:val="24"/>
+        </w:rPr>
+      </w:pPr>
+      <w:r>
+        <w:rPr>
+          <w:rFonts w:ascii="Bookman Old Style" w:eastAsia="Times New Roman" w:hAnsi="Bookman Old Style" w:cs="Courier New"/>
+          <w:sz w:val="24"/>
+          <w:szCs w:val="24"/>
+        </w:rPr>
+        <w:t>Logistic Regression achieved ~50% accuracy, similar to random guessing.</w:t>
       </w:r>
     </w:p>
     <w:p>
       <w:pPr>
+        <w:pStyle w:val="ListParagraph"/>
         <w:numPr>
-          <w:ilvl w:val="1"/>
-          <w:numId w:val="11"/>
+          <w:ilvl w:val="0"/>
+          <w:numId w:val="17"/>
         </w:numPr>
-        <w:spacing w:before="100" w:beforeAutospacing="1" w:after="100" w:afterAutospacing="1" w:line="240" w:lineRule="auto"/>
-        <w:rPr>
-          <w:rFonts w:ascii="Bookman Old Style" w:eastAsia="Times New Roman" w:hAnsi="Bookman Old Style" w:cs="Times New Roman"/>
-          <w:sz w:val="24"/>
-          <w:szCs w:val="24"/>
-        </w:rPr>
-      </w:pPr>
-      <w:r>
-        <w:rPr>
-          <w:rFonts w:ascii="Bookman Old Style" w:eastAsia="Times New Roman" w:hAnsi="Bookman Old Style" w:cs="Times New Roman"/>
-          <w:sz w:val="24"/>
-          <w:szCs w:val="24"/>
-        </w:rPr>
-        <w:t xml:space="preserve">Verify label definition for </w:t>
-      </w:r>
-      <w:r>
+        <w:shd w:val="clear" w:color="auto" w:fill="FFFFFF"/>
+        <w:tabs>
+          <w:tab w:val="left" w:pos="916"/>
+          <w:tab w:val="left" w:pos="1832"/>
+          <w:tab w:val="left" w:pos="2748"/>
+          <w:tab w:val="left" w:pos="3664"/>
+          <w:tab w:val="left" w:pos="4580"/>
+          <w:tab w:val="left" w:pos="5496"/>
+          <w:tab w:val="left" w:pos="6412"/>
+          <w:tab w:val="left" w:pos="7328"/>
+          <w:tab w:val="left" w:pos="8244"/>
+          <w:tab w:val="left" w:pos="9160"/>
+          <w:tab w:val="left" w:pos="10076"/>
+          <w:tab w:val="left" w:pos="10992"/>
+          <w:tab w:val="left" w:pos="11908"/>
+          <w:tab w:val="left" w:pos="12824"/>
+          <w:tab w:val="left" w:pos="13740"/>
+          <w:tab w:val="left" w:pos="14656"/>
+        </w:tabs>
+        <w:wordWrap w:val="0"/>
+        <w:spacing w:after="0" w:line="240" w:lineRule="auto"/>
         <w:rPr>
           <w:rFonts w:ascii="Bookman Old Style" w:eastAsia="Times New Roman" w:hAnsi="Bookman Old Style" w:cs="Courier New"/>
           <w:sz w:val="24"/>
           <w:szCs w:val="24"/>
         </w:rPr>
-        <w:t>survived</w:t>
-      </w:r>
-      <w:r>
-        <w:rPr>
-          <w:rFonts w:ascii="Bookman Old Style" w:eastAsia="Times New Roman" w:hAnsi="Bookman Old Style" w:cs="Times New Roman"/>
-          <w:sz w:val="24"/>
-          <w:szCs w:val="24"/>
-        </w:rPr>
-        <w:t>.</w:t>
+      </w:pPr>
+      <w:r>
+        <w:rPr>
+          <w:rFonts w:ascii="Bookman Old Style" w:eastAsia="Times New Roman" w:hAnsi="Bookman Old Style" w:cs="Courier New"/>
+          <w:sz w:val="24"/>
+          <w:szCs w:val="24"/>
+        </w:rPr>
+        <w:t>Precision is very low (~22%), meaning many false positives for survival.</w:t>
       </w:r>
     </w:p>
     <w:p>
       <w:pPr>
+        <w:pStyle w:val="ListParagraph"/>
         <w:numPr>
-          <w:ilvl w:val="1"/>
-          <w:numId w:val="11"/>
+          <w:ilvl w:val="0"/>
+          <w:numId w:val="17"/>
         </w:numPr>
-        <w:spacing w:before="100" w:beforeAutospacing="1" w:after="100" w:afterAutospacing="1" w:line="240" w:lineRule="auto"/>
-        <w:rPr>
-          <w:rFonts w:ascii="Bookman Old Style" w:eastAsia="Times New Roman" w:hAnsi="Bookman Old Style" w:cs="Times New Roman"/>
-          <w:sz w:val="24"/>
-          <w:szCs w:val="24"/>
-        </w:rPr>
-      </w:pPr>
-      <w:r>
-        <w:rPr>
-          <w:rFonts w:ascii="Bookman Old Style" w:eastAsia="Times New Roman" w:hAnsi="Bookman Old Style" w:cs="Times New Roman"/>
-          <w:sz w:val="24"/>
-          <w:szCs w:val="24"/>
-        </w:rPr>
-        <w:t xml:space="preserve">Check class balance and any systematic </w:t>
-      </w:r>
-      <w:r>
-        <w:rPr>
-          <w:rFonts w:ascii="Bookman Old Style" w:eastAsia="Times New Roman" w:hAnsi="Bookman Old Style" w:cs="Times New Roman"/>
-          <w:sz w:val="24"/>
-          <w:szCs w:val="24"/>
-        </w:rPr>
-        <w:t>messiness</w:t>
-      </w:r>
-      <w:r>
-        <w:rPr>
-          <w:rFonts w:ascii="Bookman Old Style" w:eastAsia="Times New Roman" w:hAnsi="Bookman Old Style" w:cs="Times New Roman"/>
-          <w:sz w:val="24"/>
-          <w:szCs w:val="24"/>
-        </w:rPr>
-        <w:t xml:space="preserve"> or inconsistent coding.</w:t>
+        <w:shd w:val="clear" w:color="auto" w:fill="FFFFFF"/>
+        <w:tabs>
+          <w:tab w:val="left" w:pos="916"/>
+          <w:tab w:val="left" w:pos="1832"/>
+          <w:tab w:val="left" w:pos="2748"/>
+          <w:tab w:val="left" w:pos="3664"/>
+          <w:tab w:val="left" w:pos="4580"/>
+          <w:tab w:val="left" w:pos="5496"/>
+          <w:tab w:val="left" w:pos="6412"/>
+          <w:tab w:val="left" w:pos="7328"/>
+          <w:tab w:val="left" w:pos="8244"/>
+          <w:tab w:val="left" w:pos="9160"/>
+          <w:tab w:val="left" w:pos="10076"/>
+          <w:tab w:val="left" w:pos="10992"/>
+          <w:tab w:val="left" w:pos="11908"/>
+          <w:tab w:val="left" w:pos="12824"/>
+          <w:tab w:val="left" w:pos="13740"/>
+          <w:tab w:val="left" w:pos="14656"/>
+        </w:tabs>
+        <w:wordWrap w:val="0"/>
+        <w:spacing w:after="0" w:line="240" w:lineRule="auto"/>
+        <w:rPr>
+          <w:rFonts w:ascii="Bookman Old Style" w:eastAsia="Times New Roman" w:hAnsi="Bookman Old Style" w:cs="Courier New"/>
+          <w:sz w:val="24"/>
+          <w:szCs w:val="24"/>
+        </w:rPr>
+      </w:pPr>
+      <w:r>
+        <w:rPr>
+          <w:rFonts w:ascii="Bookman Old Style" w:eastAsia="Times New Roman" w:hAnsi="Bookman Old Style" w:cs="Courier New"/>
+          <w:sz w:val="24"/>
+          <w:szCs w:val="24"/>
+        </w:rPr>
+        <w:t>Recall is moderate (~51%), the model captures about half of survivors.</w:t>
       </w:r>
     </w:p>
     <w:p>
       <w:pPr>
-        <w:spacing w:before="100" w:beforeAutospacing="1" w:after="100" w:afterAutospacing="1" w:line="240" w:lineRule="auto"/>
-        <w:rPr>
-          <w:rFonts w:ascii="Bookman Old Style" w:eastAsia="Times New Roman" w:hAnsi="Bookman Old Style" w:cs="Times New Roman"/>
-          <w:sz w:val="24"/>
-          <w:szCs w:val="24"/>
-        </w:rPr>
-      </w:pPr>
-      <w:r>
-        <w:rPr>
-          <w:rFonts w:ascii="Bookman Old Style" w:eastAsia="Times New Roman" w:hAnsi="Bookman Old Style" w:cs="Times New Roman"/>
-          <w:sz w:val="24"/>
-          <w:szCs w:val="24"/>
-        </w:rPr>
-        <w:t xml:space="preserve">For More check attached .CSV FILE </w:t>
+        <w:pStyle w:val="ListParagraph"/>
+        <w:numPr>
+          <w:ilvl w:val="0"/>
+          <w:numId w:val="17"/>
+        </w:numPr>
+        <w:shd w:val="clear" w:color="auto" w:fill="FFFFFF"/>
+        <w:tabs>
+          <w:tab w:val="left" w:pos="916"/>
+          <w:tab w:val="left" w:pos="1832"/>
+          <w:tab w:val="left" w:pos="2748"/>
+          <w:tab w:val="left" w:pos="3664"/>
+          <w:tab w:val="left" w:pos="4580"/>
+          <w:tab w:val="left" w:pos="5496"/>
+          <w:tab w:val="left" w:pos="6412"/>
+          <w:tab w:val="left" w:pos="7328"/>
+          <w:tab w:val="left" w:pos="8244"/>
+          <w:tab w:val="left" w:pos="9160"/>
+          <w:tab w:val="left" w:pos="10076"/>
+          <w:tab w:val="left" w:pos="10992"/>
+          <w:tab w:val="left" w:pos="11908"/>
+          <w:tab w:val="left" w:pos="12824"/>
+          <w:tab w:val="left" w:pos="13740"/>
+          <w:tab w:val="left" w:pos="14656"/>
+        </w:tabs>
+        <w:wordWrap w:val="0"/>
+        <w:spacing w:after="0" w:line="240" w:lineRule="auto"/>
+        <w:rPr>
+          <w:rFonts w:ascii="Bookman Old Style" w:eastAsia="Times New Roman" w:hAnsi="Bookman Old Style" w:cs="Courier New"/>
+          <w:sz w:val="24"/>
+          <w:szCs w:val="24"/>
+        </w:rPr>
+      </w:pPr>
+      <w:r>
+        <w:rPr>
+          <w:rFonts w:ascii="Bookman Old Style" w:eastAsia="Times New Roman" w:hAnsi="Bookman Old Style" w:cs="Courier New"/>
+          <w:sz w:val="24"/>
+          <w:szCs w:val="24"/>
+        </w:rPr>
+        <w:t>ROC AUC is ~0.50, indicating poor discriminatory ability.</w:t>
       </w:r>
     </w:p>
     <w:p>
       <w:pPr>
+        <w:pStyle w:val="ListParagraph"/>
+        <w:numPr>
+          <w:ilvl w:val="0"/>
+          <w:numId w:val="17"/>
+        </w:numPr>
+        <w:shd w:val="clear" w:color="auto" w:fill="FFFFFF"/>
+        <w:tabs>
+          <w:tab w:val="left" w:pos="916"/>
+          <w:tab w:val="left" w:pos="1832"/>
+          <w:tab w:val="left" w:pos="2748"/>
+          <w:tab w:val="left" w:pos="3664"/>
+          <w:tab w:val="left" w:pos="4580"/>
+          <w:tab w:val="left" w:pos="5496"/>
+          <w:tab w:val="left" w:pos="6412"/>
+          <w:tab w:val="left" w:pos="7328"/>
+          <w:tab w:val="left" w:pos="8244"/>
+          <w:tab w:val="left" w:pos="9160"/>
+          <w:tab w:val="left" w:pos="10076"/>
+          <w:tab w:val="left" w:pos="10992"/>
+          <w:tab w:val="left" w:pos="11908"/>
+          <w:tab w:val="left" w:pos="12824"/>
+          <w:tab w:val="left" w:pos="13740"/>
+          <w:tab w:val="left" w:pos="14656"/>
+        </w:tabs>
+        <w:wordWrap w:val="0"/>
+        <w:spacing w:after="0" w:line="240" w:lineRule="auto"/>
+        <w:rPr>
+          <w:rFonts w:ascii="Bookman Old Style" w:eastAsia="Times New Roman" w:hAnsi="Bookman Old Style" w:cs="Courier New"/>
+          <w:sz w:val="24"/>
+          <w:szCs w:val="24"/>
+        </w:rPr>
+      </w:pPr>
+      <w:r>
+        <w:rPr>
+          <w:rFonts w:ascii="Bookman Old Style" w:eastAsia="Times New Roman" w:hAnsi="Bookman Old Style" w:cs="Courier New"/>
+          <w:sz w:val="24"/>
+          <w:szCs w:val="24"/>
+        </w:rPr>
+        <w:t>Conclusion: Logistic Regression alone is insufficient; consider Random Forests or Gradient Boosting for better performance.</w:t>
+      </w:r>
+    </w:p>
+    <w:p>
+      <w:pPr>
         <w:spacing w:before="100" w:beforeAutospacing="1" w:after="100" w:afterAutospacing="1" w:line="240" w:lineRule="auto"/>
         <w:rPr>
           <w:rFonts w:ascii="Bookman Old Style" w:eastAsia="Times New Roman" w:hAnsi="Bookman Old Style" w:cs="Times New Roman"/>
@@ -1598,12 +1528,12 @@
       </w:pPr>
     </w:p>
     <w:sectPr>
-      <w:headerReference w:type="even" r:id="rId7"/>
-      <w:headerReference w:type="default" r:id="rId8"/>
-      <w:footerReference w:type="even" r:id="rId9"/>
-      <w:footerReference w:type="default" r:id="rId10"/>
-      <w:headerReference w:type="first" r:id="rId11"/>
-      <w:footerReference w:type="first" r:id="rId12"/>
+      <w:headerReference w:type="even" r:id="rId9"/>
+      <w:headerReference w:type="default" r:id="rId10"/>
+      <w:footerReference w:type="even" r:id="rId11"/>
+      <w:footerReference w:type="default" r:id="rId12"/>
+      <w:headerReference w:type="first" r:id="rId13"/>
+      <w:footerReference w:type="first" r:id="rId14"/>
       <w:pgSz w:w="12240" w:h="15840"/>
       <w:pgMar w:top="1440" w:right="1440" w:bottom="1440" w:left="1440" w:header="720" w:footer="720" w:gutter="0"/>
       <w:cols w:space="720"/>
@@ -1725,6 +1655,32 @@
 
 <file path=word/numbering.xml><?xml version="1.0" encoding="utf-8"?>
 <w:numbering xmlns:wpc="http://schemas.microsoft.com/office/word/2010/wordprocessingCanvas" xmlns:cx="http://schemas.microsoft.com/office/drawing/2014/chartex" xmlns:cx1="http://schemas.microsoft.com/office/drawing/2015/9/8/chartex" xmlns:mc="http://schemas.openxmlformats.org/markup-compatibility/2006" xmlns:o="urn:schemas-microsoft-com:office:office" xmlns:r="http://schemas.openxmlformats.org/officeDocument/2006/relationships" xmlns:m="http://schemas.openxmlformats.org/officeDocument/2006/math" xmlns:v="urn:schemas-microsoft-com:vml" xmlns:wp14="http://schemas.microsoft.com/office/word/2010/wordprocessingDrawing" xmlns:wp="http://schemas.openxmlformats.org/drawingml/2006/wordprocessingDrawing" xmlns:w10="urn:schemas-microsoft-com:office:word" xmlns:w="http://schemas.openxmlformats.org/wordprocessingml/2006/main" xmlns:w14="http://schemas.microsoft.com/office/word/2010/wordml" xmlns:w15="http://schemas.microsoft.com/office/word/2012/wordml" xmlns:w16se="http://schemas.microsoft.com/office/word/2015/wordml/symex" xmlns:wpg="http://schemas.microsoft.com/office/word/2010/wordprocessingGroup" xmlns:wpi="http://schemas.microsoft.com/office/word/2010/wordprocessingInk" xmlns:wne="http://schemas.microsoft.com/office/word/2006/wordml" xmlns:wps="http://schemas.microsoft.com/office/word/2010/wordprocessingShape" mc:Ignorable="w14 w15 w16se wp14">
+  <w:numPicBullet w:numPicBulletId="0">
+    <w:pict>
+      <v:shapetype id="_x0000_t75" coordsize="21600,21600" o:spt="75" o:preferrelative="t" path="m@4@5l@4@11@9@11@9@5xe" filled="f" stroked="f">
+        <v:stroke joinstyle="miter"/>
+        <v:formulas>
+          <v:f eqn="if lineDrawn pixelLineWidth 0"/>
+          <v:f eqn="sum @0 1 0"/>
+          <v:f eqn="sum 0 0 @1"/>
+          <v:f eqn="prod @2 1 2"/>
+          <v:f eqn="prod @3 21600 pixelWidth"/>
+          <v:f eqn="prod @3 21600 pixelHeight"/>
+          <v:f eqn="sum @0 0 1"/>
+          <v:f eqn="prod @6 1 2"/>
+          <v:f eqn="prod @7 21600 pixelWidth"/>
+          <v:f eqn="sum @8 21600 0"/>
+          <v:f eqn="prod @7 21600 pixelHeight"/>
+          <v:f eqn="sum @10 21600 0"/>
+        </v:formulas>
+        <v:path o:extrusionok="f" gradientshapeok="t" o:connecttype="rect"/>
+        <o:lock v:ext="edit" aspectratio="t"/>
+      </v:shapetype>
+      <v:shape id="_x0000_i1096" type="#_x0000_t75" style="width:11.25pt;height:11.25pt" o:bullet="t">
+        <v:imagedata r:id="rId1" o:title="mso2191"/>
+      </v:shape>
+    </w:pict>
+  </w:numPicBullet>
   <w:abstractNum w:abstractNumId="0" w15:restartNumberingAfterBreak="0">
     <w:nsid w:val="039F20E1"/>
     <w:multiLevelType w:val="multilevel"/>
@@ -1875,6 +1831,119 @@
     </w:lvl>
   </w:abstractNum>
   <w:abstractNum w:abstractNumId="1" w15:restartNumberingAfterBreak="0">
+    <w:nsid w:val="03AB76F9"/>
+    <w:multiLevelType w:val="hybridMultilevel"/>
+    <w:tmpl w:val="E6061532"/>
+    <w:lvl w:ilvl="0" w:tplc="0409000D">
+      <w:start w:val="1"/>
+      <w:numFmt w:val="bullet"/>
+      <w:lvlText w:val=""/>
+      <w:lvlJc w:val="left"/>
+      <w:pPr>
+        <w:ind w:left="720" w:hanging="360"/>
+      </w:pPr>
+      <w:rPr>
+        <w:rFonts w:ascii="Wingdings" w:hAnsi="Wingdings" w:hint="default"/>
+      </w:rPr>
+    </w:lvl>
+    <w:lvl w:ilvl="1" w:tplc="04090003" w:tentative="1">
+      <w:start w:val="1"/>
+      <w:numFmt w:val="bullet"/>
+      <w:lvlText w:val="o"/>
+      <w:lvlJc w:val="left"/>
+      <w:pPr>
+        <w:ind w:left="1440" w:hanging="360"/>
+      </w:pPr>
+      <w:rPr>
+        <w:rFonts w:ascii="Courier New" w:hAnsi="Courier New" w:cs="Courier New" w:hint="default"/>
+      </w:rPr>
+    </w:lvl>
+    <w:lvl w:ilvl="2" w:tplc="04090005" w:tentative="1">
+      <w:start w:val="1"/>
+      <w:numFmt w:val="bullet"/>
+      <w:lvlText w:val=""/>
+      <w:lvlJc w:val="left"/>
+      <w:pPr>
+        <w:ind w:left="2160" w:hanging="360"/>
+      </w:pPr>
+      <w:rPr>
+        <w:rFonts w:ascii="Wingdings" w:hAnsi="Wingdings" w:hint="default"/>
+      </w:rPr>
+    </w:lvl>
+    <w:lvl w:ilvl="3" w:tplc="04090001" w:tentative="1">
+      <w:start w:val="1"/>
+      <w:numFmt w:val="bullet"/>
+      <w:lvlText w:val=""/>
+      <w:lvlJc w:val="left"/>
+      <w:pPr>
+        <w:ind w:left="2880" w:hanging="360"/>
+      </w:pPr>
+      <w:rPr>
+        <w:rFonts w:ascii="Symbol" w:hAnsi="Symbol" w:hint="default"/>
+      </w:rPr>
+    </w:lvl>
+    <w:lvl w:ilvl="4" w:tplc="04090003" w:tentative="1">
+      <w:start w:val="1"/>
+      <w:numFmt w:val="bullet"/>
+      <w:lvlText w:val="o"/>
+      <w:lvlJc w:val="left"/>
+      <w:pPr>
+        <w:ind w:left="3600" w:hanging="360"/>
+      </w:pPr>
+      <w:rPr>
+        <w:rFonts w:ascii="Courier New" w:hAnsi="Courier New" w:cs="Courier New" w:hint="default"/>
+      </w:rPr>
+    </w:lvl>
+    <w:lvl w:ilvl="5" w:tplc="04090005" w:tentative="1">
+      <w:start w:val="1"/>
+      <w:numFmt w:val="bullet"/>
+      <w:lvlText w:val=""/>
+      <w:lvlJc w:val="left"/>
+      <w:pPr>
+        <w:ind w:left="4320" w:hanging="360"/>
+      </w:pPr>
+      <w:rPr>
+        <w:rFonts w:ascii="Wingdings" w:hAnsi="Wingdings" w:hint="default"/>
+      </w:rPr>
+    </w:lvl>
+    <w:lvl w:ilvl="6" w:tplc="04090001" w:tentative="1">
+      <w:start w:val="1"/>
+      <w:numFmt w:val="bullet"/>
+      <w:lvlText w:val=""/>
+      <w:lvlJc w:val="left"/>
+      <w:pPr>
+        <w:ind w:left="5040" w:hanging="360"/>
+      </w:pPr>
+      <w:rPr>
+        <w:rFonts w:ascii="Symbol" w:hAnsi="Symbol" w:hint="default"/>
+      </w:rPr>
+    </w:lvl>
+    <w:lvl w:ilvl="7" w:tplc="04090003" w:tentative="1">
+      <w:start w:val="1"/>
+      <w:numFmt w:val="bullet"/>
+      <w:lvlText w:val="o"/>
+      <w:lvlJc w:val="left"/>
+      <w:pPr>
+        <w:ind w:left="5760" w:hanging="360"/>
+      </w:pPr>
+      <w:rPr>
+        <w:rFonts w:ascii="Courier New" w:hAnsi="Courier New" w:cs="Courier New" w:hint="default"/>
+      </w:rPr>
+    </w:lvl>
+    <w:lvl w:ilvl="8" w:tplc="04090005" w:tentative="1">
+      <w:start w:val="1"/>
+      <w:numFmt w:val="bullet"/>
+      <w:lvlText w:val=""/>
+      <w:lvlJc w:val="left"/>
+      <w:pPr>
+        <w:ind w:left="6480" w:hanging="360"/>
+      </w:pPr>
+      <w:rPr>
+        <w:rFonts w:ascii="Wingdings" w:hAnsi="Wingdings" w:hint="default"/>
+      </w:rPr>
+    </w:lvl>
+  </w:abstractNum>
+  <w:abstractNum w:abstractNumId="2" w15:restartNumberingAfterBreak="0">
     <w:nsid w:val="0A784887"/>
     <w:multiLevelType w:val="hybridMultilevel"/>
     <w:tmpl w:val="488CAF1E"/>
@@ -1987,7 +2056,7 @@
       </w:rPr>
     </w:lvl>
   </w:abstractNum>
-  <w:abstractNum w:abstractNumId="2" w15:restartNumberingAfterBreak="0">
+  <w:abstractNum w:abstractNumId="3" w15:restartNumberingAfterBreak="0">
     <w:nsid w:val="11EC31B5"/>
     <w:multiLevelType w:val="multilevel"/>
     <w:tmpl w:val="3FE6A6D0"/>
@@ -2136,7 +2205,7 @@
       </w:rPr>
     </w:lvl>
   </w:abstractNum>
-  <w:abstractNum w:abstractNumId="3" w15:restartNumberingAfterBreak="0">
+  <w:abstractNum w:abstractNumId="4" w15:restartNumberingAfterBreak="0">
     <w:nsid w:val="18966DD1"/>
     <w:multiLevelType w:val="multilevel"/>
     <w:tmpl w:val="E666794E"/>
@@ -2285,7 +2354,157 @@
       </w:rPr>
     </w:lvl>
   </w:abstractNum>
-  <w:abstractNum w:abstractNumId="4" w15:restartNumberingAfterBreak="0">
+  <w:abstractNum w:abstractNumId="5" w15:restartNumberingAfterBreak="0">
+    <w:nsid w:val="1DEB6C32"/>
+    <w:multiLevelType w:val="multilevel"/>
+    <w:tmpl w:val="897A6FEC"/>
+    <w:lvl w:ilvl="0">
+      <w:start w:val="1"/>
+      <w:numFmt w:val="bullet"/>
+      <w:lvlText w:val=""/>
+      <w:lvlPicBulletId w:val="0"/>
+      <w:lvlJc w:val="left"/>
+      <w:pPr>
+        <w:tabs>
+          <w:tab w:val="num" w:pos="720"/>
+        </w:tabs>
+        <w:ind w:left="720" w:hanging="360"/>
+      </w:pPr>
+      <w:rPr>
+        <w:rFonts w:ascii="Symbol" w:hAnsi="Symbol" w:hint="default"/>
+        <w:sz w:val="20"/>
+      </w:rPr>
+    </w:lvl>
+    <w:lvl w:ilvl="1" w:tentative="1">
+      <w:start w:val="1"/>
+      <w:numFmt w:val="bullet"/>
+      <w:lvlText w:val="o"/>
+      <w:lvlJc w:val="left"/>
+      <w:pPr>
+        <w:tabs>
+          <w:tab w:val="num" w:pos="1440"/>
+        </w:tabs>
+        <w:ind w:left="1440" w:hanging="360"/>
+      </w:pPr>
+      <w:rPr>
+        <w:rFonts w:ascii="Courier New" w:hAnsi="Courier New" w:hint="default"/>
+        <w:sz w:val="20"/>
+      </w:rPr>
+    </w:lvl>
+    <w:lvl w:ilvl="2" w:tentative="1">
+      <w:start w:val="1"/>
+      <w:numFmt w:val="bullet"/>
+      <w:lvlText w:val=""/>
+      <w:lvlJc w:val="left"/>
+      <w:pPr>
+        <w:tabs>
+          <w:tab w:val="num" w:pos="2160"/>
+        </w:tabs>
+        <w:ind w:left="2160" w:hanging="360"/>
+      </w:pPr>
+      <w:rPr>
+        <w:rFonts w:ascii="Wingdings" w:hAnsi="Wingdings" w:hint="default"/>
+        <w:sz w:val="20"/>
+      </w:rPr>
+    </w:lvl>
+    <w:lvl w:ilvl="3" w:tentative="1">
+      <w:start w:val="1"/>
+      <w:numFmt w:val="bullet"/>
+      <w:lvlText w:val=""/>
+      <w:lvlJc w:val="left"/>
+      <w:pPr>
+        <w:tabs>
+          <w:tab w:val="num" w:pos="2880"/>
+        </w:tabs>
+        <w:ind w:left="2880" w:hanging="360"/>
+      </w:pPr>
+      <w:rPr>
+        <w:rFonts w:ascii="Wingdings" w:hAnsi="Wingdings" w:hint="default"/>
+        <w:sz w:val="20"/>
+      </w:rPr>
+    </w:lvl>
+    <w:lvl w:ilvl="4" w:tentative="1">
+      <w:start w:val="1"/>
+      <w:numFmt w:val="bullet"/>
+      <w:lvlText w:val=""/>
+      <w:lvlJc w:val="left"/>
+      <w:pPr>
+        <w:tabs>
+          <w:tab w:val="num" w:pos="3600"/>
+        </w:tabs>
+        <w:ind w:left="3600" w:hanging="360"/>
+      </w:pPr>
+      <w:rPr>
+        <w:rFonts w:ascii="Wingdings" w:hAnsi="Wingdings" w:hint="default"/>
+        <w:sz w:val="20"/>
+      </w:rPr>
+    </w:lvl>
+    <w:lvl w:ilvl="5" w:tentative="1">
+      <w:start w:val="1"/>
+      <w:numFmt w:val="bullet"/>
+      <w:lvlText w:val=""/>
+      <w:lvlJc w:val="left"/>
+      <w:pPr>
+        <w:tabs>
+          <w:tab w:val="num" w:pos="4320"/>
+        </w:tabs>
+        <w:ind w:left="4320" w:hanging="360"/>
+      </w:pPr>
+      <w:rPr>
+        <w:rFonts w:ascii="Wingdings" w:hAnsi="Wingdings" w:hint="default"/>
+        <w:sz w:val="20"/>
+      </w:rPr>
+    </w:lvl>
+    <w:lvl w:ilvl="6" w:tentative="1">
+      <w:start w:val="1"/>
+      <w:numFmt w:val="bullet"/>
+      <w:lvlText w:val=""/>
+      <w:lvlJc w:val="left"/>
+      <w:pPr>
+        <w:tabs>
+          <w:tab w:val="num" w:pos="5040"/>
+        </w:tabs>
+        <w:ind w:left="5040" w:hanging="360"/>
+      </w:pPr>
+      <w:rPr>
+        <w:rFonts w:ascii="Wingdings" w:hAnsi="Wingdings" w:hint="default"/>
+        <w:sz w:val="20"/>
+      </w:rPr>
+    </w:lvl>
+    <w:lvl w:ilvl="7" w:tentative="1">
+      <w:start w:val="1"/>
+      <w:numFmt w:val="bullet"/>
+      <w:lvlText w:val=""/>
+      <w:lvlJc w:val="left"/>
+      <w:pPr>
+        <w:tabs>
+          <w:tab w:val="num" w:pos="5760"/>
+        </w:tabs>
+        <w:ind w:left="5760" w:hanging="360"/>
+      </w:pPr>
+      <w:rPr>
+        <w:rFonts w:ascii="Wingdings" w:hAnsi="Wingdings" w:hint="default"/>
+        <w:sz w:val="20"/>
+      </w:rPr>
+    </w:lvl>
+    <w:lvl w:ilvl="8" w:tentative="1">
+      <w:start w:val="1"/>
+      <w:numFmt w:val="bullet"/>
+      <w:lvlText w:val=""/>
+      <w:lvlJc w:val="left"/>
+      <w:pPr>
+        <w:tabs>
+          <w:tab w:val="num" w:pos="6480"/>
+        </w:tabs>
+        <w:ind w:left="6480" w:hanging="360"/>
+      </w:pPr>
+      <w:rPr>
+        <w:rFonts w:ascii="Wingdings" w:hAnsi="Wingdings" w:hint="default"/>
+        <w:sz w:val="20"/>
+      </w:rPr>
+    </w:lvl>
+  </w:abstractNum>
+  <w:abstractNum w:abstractNumId="6" w15:restartNumberingAfterBreak="0">
     <w:nsid w:val="25EE5737"/>
     <w:multiLevelType w:val="multilevel"/>
     <w:tmpl w:val="21285B7E"/>
@@ -2434,7 +2653,7 @@
       </w:rPr>
     </w:lvl>
   </w:abstractNum>
-  <w:abstractNum w:abstractNumId="5" w15:restartNumberingAfterBreak="0">
+  <w:abstractNum w:abstractNumId="7" w15:restartNumberingAfterBreak="0">
     <w:nsid w:val="2BD8455F"/>
     <w:multiLevelType w:val="hybridMultilevel"/>
     <w:tmpl w:val="FD6E2062"/>
@@ -2547,7 +2766,156 @@
       </w:rPr>
     </w:lvl>
   </w:abstractNum>
-  <w:abstractNum w:abstractNumId="6" w15:restartNumberingAfterBreak="0">
+  <w:abstractNum w:abstractNumId="8" w15:restartNumberingAfterBreak="0">
+    <w:nsid w:val="2E802170"/>
+    <w:multiLevelType w:val="multilevel"/>
+    <w:tmpl w:val="9D88DB3A"/>
+    <w:lvl w:ilvl="0">
+      <w:start w:val="1"/>
+      <w:numFmt w:val="lowerLetter"/>
+      <w:lvlText w:val="%1."/>
+      <w:lvlJc w:val="left"/>
+      <w:pPr>
+        <w:tabs>
+          <w:tab w:val="num" w:pos="630"/>
+        </w:tabs>
+        <w:ind w:left="630" w:hanging="360"/>
+      </w:pPr>
+      <w:rPr>
+        <w:rFonts w:ascii="Bookman Old Style" w:eastAsia="Times New Roman" w:hAnsi="Bookman Old Style" w:cs="Courier New"/>
+        <w:sz w:val="20"/>
+      </w:rPr>
+    </w:lvl>
+    <w:lvl w:ilvl="1">
+      <w:start w:val="1"/>
+      <w:numFmt w:val="bullet"/>
+      <w:lvlText w:val=""/>
+      <w:lvlJc w:val="left"/>
+      <w:pPr>
+        <w:tabs>
+          <w:tab w:val="num" w:pos="1440"/>
+        </w:tabs>
+        <w:ind w:left="1440" w:hanging="360"/>
+      </w:pPr>
+      <w:rPr>
+        <w:rFonts w:ascii="Wingdings" w:hAnsi="Wingdings" w:hint="default"/>
+        <w:sz w:val="20"/>
+      </w:rPr>
+    </w:lvl>
+    <w:lvl w:ilvl="2" w:tentative="1">
+      <w:start w:val="1"/>
+      <w:numFmt w:val="bullet"/>
+      <w:lvlText w:val=""/>
+      <w:lvlJc w:val="left"/>
+      <w:pPr>
+        <w:tabs>
+          <w:tab w:val="num" w:pos="2160"/>
+        </w:tabs>
+        <w:ind w:left="2160" w:hanging="360"/>
+      </w:pPr>
+      <w:rPr>
+        <w:rFonts w:ascii="Wingdings" w:hAnsi="Wingdings" w:hint="default"/>
+        <w:sz w:val="20"/>
+      </w:rPr>
+    </w:lvl>
+    <w:lvl w:ilvl="3" w:tentative="1">
+      <w:start w:val="1"/>
+      <w:numFmt w:val="bullet"/>
+      <w:lvlText w:val=""/>
+      <w:lvlJc w:val="left"/>
+      <w:pPr>
+        <w:tabs>
+          <w:tab w:val="num" w:pos="2880"/>
+        </w:tabs>
+        <w:ind w:left="2880" w:hanging="360"/>
+      </w:pPr>
+      <w:rPr>
+        <w:rFonts w:ascii="Wingdings" w:hAnsi="Wingdings" w:hint="default"/>
+        <w:sz w:val="20"/>
+      </w:rPr>
+    </w:lvl>
+    <w:lvl w:ilvl="4" w:tentative="1">
+      <w:start w:val="1"/>
+      <w:numFmt w:val="bullet"/>
+      <w:lvlText w:val=""/>
+      <w:lvlJc w:val="left"/>
+      <w:pPr>
+        <w:tabs>
+          <w:tab w:val="num" w:pos="3600"/>
+        </w:tabs>
+        <w:ind w:left="3600" w:hanging="360"/>
+      </w:pPr>
+      <w:rPr>
+        <w:rFonts w:ascii="Wingdings" w:hAnsi="Wingdings" w:hint="default"/>
+        <w:sz w:val="20"/>
+      </w:rPr>
+    </w:lvl>
+    <w:lvl w:ilvl="5" w:tentative="1">
+      <w:start w:val="1"/>
+      <w:numFmt w:val="bullet"/>
+      <w:lvlText w:val=""/>
+      <w:lvlJc w:val="left"/>
+      <w:pPr>
+        <w:tabs>
+          <w:tab w:val="num" w:pos="4320"/>
+        </w:tabs>
+        <w:ind w:left="4320" w:hanging="360"/>
+      </w:pPr>
+      <w:rPr>
+        <w:rFonts w:ascii="Wingdings" w:hAnsi="Wingdings" w:hint="default"/>
+        <w:sz w:val="20"/>
+      </w:rPr>
+    </w:lvl>
+    <w:lvl w:ilvl="6" w:tentative="1">
+      <w:start w:val="1"/>
+      <w:numFmt w:val="bullet"/>
+      <w:lvlText w:val=""/>
+      <w:lvlJc w:val="left"/>
+      <w:pPr>
+        <w:tabs>
+          <w:tab w:val="num" w:pos="5040"/>
+        </w:tabs>
+        <w:ind w:left="5040" w:hanging="360"/>
+      </w:pPr>
+      <w:rPr>
+        <w:rFonts w:ascii="Wingdings" w:hAnsi="Wingdings" w:hint="default"/>
+        <w:sz w:val="20"/>
+      </w:rPr>
+    </w:lvl>
+    <w:lvl w:ilvl="7" w:tentative="1">
+      <w:start w:val="1"/>
+      <w:numFmt w:val="bullet"/>
+      <w:lvlText w:val=""/>
+      <w:lvlJc w:val="left"/>
+      <w:pPr>
+        <w:tabs>
+          <w:tab w:val="num" w:pos="5760"/>
+        </w:tabs>
+        <w:ind w:left="5760" w:hanging="360"/>
+      </w:pPr>
+      <w:rPr>
+        <w:rFonts w:ascii="Wingdings" w:hAnsi="Wingdings" w:hint="default"/>
+        <w:sz w:val="20"/>
+      </w:rPr>
+    </w:lvl>
+    <w:lvl w:ilvl="8" w:tentative="1">
+      <w:start w:val="1"/>
+      <w:numFmt w:val="bullet"/>
+      <w:lvlText w:val=""/>
+      <w:lvlJc w:val="left"/>
+      <w:pPr>
+        <w:tabs>
+          <w:tab w:val="num" w:pos="6480"/>
+        </w:tabs>
+        <w:ind w:left="6480" w:hanging="360"/>
+      </w:pPr>
+      <w:rPr>
+        <w:rFonts w:ascii="Wingdings" w:hAnsi="Wingdings" w:hint="default"/>
+        <w:sz w:val="20"/>
+      </w:rPr>
+    </w:lvl>
+  </w:abstractNum>
+  <w:abstractNum w:abstractNumId="9" w15:restartNumberingAfterBreak="0">
     <w:nsid w:val="2F324C88"/>
     <w:multiLevelType w:val="multilevel"/>
     <w:tmpl w:val="6090DADE"/>
@@ -2696,7 +3064,7 @@
       </w:rPr>
     </w:lvl>
   </w:abstractNum>
-  <w:abstractNum w:abstractNumId="7" w15:restartNumberingAfterBreak="0">
+  <w:abstractNum w:abstractNumId="10" w15:restartNumberingAfterBreak="0">
     <w:nsid w:val="35623D2D"/>
     <w:multiLevelType w:val="multilevel"/>
     <w:tmpl w:val="5FA47E96"/>
@@ -2813,7 +3181,7 @@
       </w:pPr>
     </w:lvl>
   </w:abstractNum>
-  <w:abstractNum w:abstractNumId="8" w15:restartNumberingAfterBreak="0">
+  <w:abstractNum w:abstractNumId="11" w15:restartNumberingAfterBreak="0">
     <w:nsid w:val="38BC47B2"/>
     <w:multiLevelType w:val="multilevel"/>
     <w:tmpl w:val="54F0D6C2"/>
@@ -2962,7 +3330,245 @@
       </w:rPr>
     </w:lvl>
   </w:abstractNum>
-  <w:abstractNum w:abstractNumId="9" w15:restartNumberingAfterBreak="0">
+  <w:abstractNum w:abstractNumId="12" w15:restartNumberingAfterBreak="0">
+    <w:nsid w:val="38EC62FF"/>
+    <w:multiLevelType w:val="multilevel"/>
+    <w:tmpl w:val="5D420B3A"/>
+    <w:lvl w:ilvl="0">
+      <w:start w:val="1"/>
+      <w:numFmt w:val="bullet"/>
+      <w:lvlText w:val=""/>
+      <w:lvlJc w:val="left"/>
+      <w:pPr>
+        <w:tabs>
+          <w:tab w:val="num" w:pos="720"/>
+        </w:tabs>
+        <w:ind w:left="720" w:hanging="360"/>
+      </w:pPr>
+      <w:rPr>
+        <w:rFonts w:ascii="Wingdings" w:hAnsi="Wingdings" w:hint="default"/>
+        <w:sz w:val="20"/>
+      </w:rPr>
+    </w:lvl>
+    <w:lvl w:ilvl="1" w:tentative="1">
+      <w:start w:val="1"/>
+      <w:numFmt w:val="bullet"/>
+      <w:lvlText w:val="o"/>
+      <w:lvlJc w:val="left"/>
+      <w:pPr>
+        <w:tabs>
+          <w:tab w:val="num" w:pos="1440"/>
+        </w:tabs>
+        <w:ind w:left="1440" w:hanging="360"/>
+      </w:pPr>
+      <w:rPr>
+        <w:rFonts w:ascii="Courier New" w:hAnsi="Courier New" w:hint="default"/>
+        <w:sz w:val="20"/>
+      </w:rPr>
+    </w:lvl>
+    <w:lvl w:ilvl="2" w:tentative="1">
+      <w:start w:val="1"/>
+      <w:numFmt w:val="bullet"/>
+      <w:lvlText w:val=""/>
+      <w:lvlJc w:val="left"/>
+      <w:pPr>
+        <w:tabs>
+          <w:tab w:val="num" w:pos="2160"/>
+        </w:tabs>
+        <w:ind w:left="2160" w:hanging="360"/>
+      </w:pPr>
+      <w:rPr>
+        <w:rFonts w:ascii="Wingdings" w:hAnsi="Wingdings" w:hint="default"/>
+        <w:sz w:val="20"/>
+      </w:rPr>
+    </w:lvl>
+    <w:lvl w:ilvl="3" w:tentative="1">
+      <w:start w:val="1"/>
+      <w:numFmt w:val="bullet"/>
+      <w:lvlText w:val=""/>
+      <w:lvlJc w:val="left"/>
+      <w:pPr>
+        <w:tabs>
+          <w:tab w:val="num" w:pos="2880"/>
+        </w:tabs>
+        <w:ind w:left="2880" w:hanging="360"/>
+      </w:pPr>
+      <w:rPr>
+        <w:rFonts w:ascii="Wingdings" w:hAnsi="Wingdings" w:hint="default"/>
+        <w:sz w:val="20"/>
+      </w:rPr>
+    </w:lvl>
+    <w:lvl w:ilvl="4" w:tentative="1">
+      <w:start w:val="1"/>
+      <w:numFmt w:val="bullet"/>
+      <w:lvlText w:val=""/>
+      <w:lvlJc w:val="left"/>
+      <w:pPr>
+        <w:tabs>
+          <w:tab w:val="num" w:pos="3600"/>
+        </w:tabs>
+        <w:ind w:left="3600" w:hanging="360"/>
+      </w:pPr>
+      <w:rPr>
+        <w:rFonts w:ascii="Wingdings" w:hAnsi="Wingdings" w:hint="default"/>
+        <w:sz w:val="20"/>
+      </w:rPr>
+    </w:lvl>
+    <w:lvl w:ilvl="5" w:tentative="1">
+      <w:start w:val="1"/>
+      <w:numFmt w:val="bullet"/>
+      <w:lvlText w:val=""/>
+      <w:lvlJc w:val="left"/>
+      <w:pPr>
+        <w:tabs>
+          <w:tab w:val="num" w:pos="4320"/>
+        </w:tabs>
+        <w:ind w:left="4320" w:hanging="360"/>
+      </w:pPr>
+      <w:rPr>
+        <w:rFonts w:ascii="Wingdings" w:hAnsi="Wingdings" w:hint="default"/>
+        <w:sz w:val="20"/>
+      </w:rPr>
+    </w:lvl>
+    <w:lvl w:ilvl="6" w:tentative="1">
+      <w:start w:val="1"/>
+      <w:numFmt w:val="bullet"/>
+      <w:lvlText w:val=""/>
+      <w:lvlJc w:val="left"/>
+      <w:pPr>
+        <w:tabs>
+          <w:tab w:val="num" w:pos="5040"/>
+        </w:tabs>
+        <w:ind w:left="5040" w:hanging="360"/>
+      </w:pPr>
+      <w:rPr>
+        <w:rFonts w:ascii="Wingdings" w:hAnsi="Wingdings" w:hint="default"/>
+        <w:sz w:val="20"/>
+      </w:rPr>
+    </w:lvl>
+    <w:lvl w:ilvl="7" w:tentative="1">
+      <w:start w:val="1"/>
+      <w:numFmt w:val="bullet"/>
+      <w:lvlText w:val=""/>
+      <w:lvlJc w:val="left"/>
+      <w:pPr>
+        <w:tabs>
+          <w:tab w:val="num" w:pos="5760"/>
+        </w:tabs>
+        <w:ind w:left="5760" w:hanging="360"/>
+      </w:pPr>
+      <w:rPr>
+        <w:rFonts w:ascii="Wingdings" w:hAnsi="Wingdings" w:hint="default"/>
+        <w:sz w:val="20"/>
+      </w:rPr>
+    </w:lvl>
+    <w:lvl w:ilvl="8" w:tentative="1">
+      <w:start w:val="1"/>
+      <w:numFmt w:val="bullet"/>
+      <w:lvlText w:val=""/>
+      <w:lvlJc w:val="left"/>
+      <w:pPr>
+        <w:tabs>
+          <w:tab w:val="num" w:pos="6480"/>
+        </w:tabs>
+        <w:ind w:left="6480" w:hanging="360"/>
+      </w:pPr>
+      <w:rPr>
+        <w:rFonts w:ascii="Wingdings" w:hAnsi="Wingdings" w:hint="default"/>
+        <w:sz w:val="20"/>
+      </w:rPr>
+    </w:lvl>
+  </w:abstractNum>
+  <w:abstractNum w:abstractNumId="13" w15:restartNumberingAfterBreak="0">
+    <w:nsid w:val="44C627DF"/>
+    <w:multiLevelType w:val="hybridMultilevel"/>
+    <w:tmpl w:val="9D766190"/>
+    <w:lvl w:ilvl="0" w:tplc="56741082">
+      <w:start w:val="1"/>
+      <w:numFmt w:val="decimal"/>
+      <w:lvlText w:val="%1."/>
+      <w:lvlJc w:val="left"/>
+      <w:pPr>
+        <w:ind w:left="2510" w:hanging="360"/>
+      </w:pPr>
+      <w:rPr>
+        <w:rFonts w:hint="default"/>
+      </w:rPr>
+    </w:lvl>
+    <w:lvl w:ilvl="1" w:tplc="04090019" w:tentative="1">
+      <w:start w:val="1"/>
+      <w:numFmt w:val="lowerLetter"/>
+      <w:lvlText w:val="%2."/>
+      <w:lvlJc w:val="left"/>
+      <w:pPr>
+        <w:ind w:left="3230" w:hanging="360"/>
+      </w:pPr>
+    </w:lvl>
+    <w:lvl w:ilvl="2" w:tplc="0409001B" w:tentative="1">
+      <w:start w:val="1"/>
+      <w:numFmt w:val="lowerRoman"/>
+      <w:lvlText w:val="%3."/>
+      <w:lvlJc w:val="right"/>
+      <w:pPr>
+        <w:ind w:left="3950" w:hanging="180"/>
+      </w:pPr>
+    </w:lvl>
+    <w:lvl w:ilvl="3" w:tplc="0409000F" w:tentative="1">
+      <w:start w:val="1"/>
+      <w:numFmt w:val="decimal"/>
+      <w:lvlText w:val="%4."/>
+      <w:lvlJc w:val="left"/>
+      <w:pPr>
+        <w:ind w:left="4670" w:hanging="360"/>
+      </w:pPr>
+    </w:lvl>
+    <w:lvl w:ilvl="4" w:tplc="04090019" w:tentative="1">
+      <w:start w:val="1"/>
+      <w:numFmt w:val="lowerLetter"/>
+      <w:lvlText w:val="%5."/>
+      <w:lvlJc w:val="left"/>
+      <w:pPr>
+        <w:ind w:left="5390" w:hanging="360"/>
+      </w:pPr>
+    </w:lvl>
+    <w:lvl w:ilvl="5" w:tplc="0409001B" w:tentative="1">
+      <w:start w:val="1"/>
+      <w:numFmt w:val="lowerRoman"/>
+      <w:lvlText w:val="%6."/>
+      <w:lvlJc w:val="right"/>
+      <w:pPr>
+        <w:ind w:left="6110" w:hanging="180"/>
+      </w:pPr>
+    </w:lvl>
+    <w:lvl w:ilvl="6" w:tplc="0409000F" w:tentative="1">
+      <w:start w:val="1"/>
+      <w:numFmt w:val="decimal"/>
+      <w:lvlText w:val="%7."/>
+      <w:lvlJc w:val="left"/>
+      <w:pPr>
+        <w:ind w:left="6830" w:hanging="360"/>
+      </w:pPr>
+    </w:lvl>
+    <w:lvl w:ilvl="7" w:tplc="04090019" w:tentative="1">
+      <w:start w:val="1"/>
+      <w:numFmt w:val="lowerLetter"/>
+      <w:lvlText w:val="%8."/>
+      <w:lvlJc w:val="left"/>
+      <w:pPr>
+        <w:ind w:left="7550" w:hanging="360"/>
+      </w:pPr>
+    </w:lvl>
+    <w:lvl w:ilvl="8" w:tplc="0409001B" w:tentative="1">
+      <w:start w:val="1"/>
+      <w:numFmt w:val="lowerRoman"/>
+      <w:lvlText w:val="%9."/>
+      <w:lvlJc w:val="right"/>
+      <w:pPr>
+        <w:ind w:left="8270" w:hanging="180"/>
+      </w:pPr>
+    </w:lvl>
+  </w:abstractNum>
+  <w:abstractNum w:abstractNumId="14" w15:restartNumberingAfterBreak="0">
     <w:nsid w:val="4BB94F3A"/>
     <w:multiLevelType w:val="hybridMultilevel"/>
     <w:tmpl w:val="77D23292"/>
@@ -3075,7 +3681,7 @@
       </w:rPr>
     </w:lvl>
   </w:abstractNum>
-  <w:abstractNum w:abstractNumId="10" w15:restartNumberingAfterBreak="0">
+  <w:abstractNum w:abstractNumId="15" w15:restartNumberingAfterBreak="0">
     <w:nsid w:val="5A9855A5"/>
     <w:multiLevelType w:val="multilevel"/>
     <w:tmpl w:val="D4D456D8"/>
@@ -3224,7 +3830,152 @@
       </w:rPr>
     </w:lvl>
   </w:abstractNum>
-  <w:abstractNum w:abstractNumId="11" w15:restartNumberingAfterBreak="0">
+  <w:abstractNum w:abstractNumId="16" w15:restartNumberingAfterBreak="0">
+    <w:nsid w:val="6D577580"/>
+    <w:multiLevelType w:val="multilevel"/>
+    <w:tmpl w:val="9894FD2C"/>
+    <w:lvl w:ilvl="0">
+      <w:start w:val="1"/>
+      <w:numFmt w:val="bullet"/>
+      <w:lvlText w:val=""/>
+      <w:lvlJc w:val="left"/>
+      <w:pPr>
+        <w:tabs>
+          <w:tab w:val="num" w:pos="720"/>
+        </w:tabs>
+        <w:ind w:left="720" w:hanging="360"/>
+      </w:pPr>
+      <w:rPr>
+        <w:rFonts w:ascii="Wingdings" w:hAnsi="Wingdings" w:hint="default"/>
+        <w:sz w:val="20"/>
+      </w:rPr>
+    </w:lvl>
+    <w:lvl w:ilvl="1">
+      <w:start w:val="1"/>
+      <w:numFmt w:val="upperRoman"/>
+      <w:lvlText w:val="%2."/>
+      <w:lvlJc w:val="right"/>
+      <w:pPr>
+        <w:tabs>
+          <w:tab w:val="num" w:pos="1440"/>
+        </w:tabs>
+        <w:ind w:left="1440" w:hanging="360"/>
+      </w:pPr>
+      <w:rPr>
+        <w:rFonts w:hint="default"/>
+        <w:sz w:val="20"/>
+      </w:rPr>
+    </w:lvl>
+    <w:lvl w:ilvl="2">
+      <w:start w:val="2"/>
+      <w:numFmt w:val="decimal"/>
+      <w:lvlText w:val="%3."/>
+      <w:lvlJc w:val="left"/>
+      <w:pPr>
+        <w:ind w:left="2160" w:hanging="360"/>
+      </w:pPr>
+      <w:rPr>
+        <w:rFonts w:hint="default"/>
+      </w:rPr>
+    </w:lvl>
+    <w:lvl w:ilvl="3" w:tentative="1">
+      <w:start w:val="1"/>
+      <w:numFmt w:val="bullet"/>
+      <w:lvlText w:val=""/>
+      <w:lvlJc w:val="left"/>
+      <w:pPr>
+        <w:tabs>
+          <w:tab w:val="num" w:pos="2880"/>
+        </w:tabs>
+        <w:ind w:left="2880" w:hanging="360"/>
+      </w:pPr>
+      <w:rPr>
+        <w:rFonts w:ascii="Wingdings" w:hAnsi="Wingdings" w:hint="default"/>
+        <w:sz w:val="20"/>
+      </w:rPr>
+    </w:lvl>
+    <w:lvl w:ilvl="4" w:tentative="1">
+      <w:start w:val="1"/>
+      <w:numFmt w:val="bullet"/>
+      <w:lvlText w:val=""/>
+      <w:lvlJc w:val="left"/>
+      <w:pPr>
+        <w:tabs>
+          <w:tab w:val="num" w:pos="3600"/>
+        </w:tabs>
+        <w:ind w:left="3600" w:hanging="360"/>
+      </w:pPr>
+      <w:rPr>
+        <w:rFonts w:ascii="Wingdings" w:hAnsi="Wingdings" w:hint="default"/>
+        <w:sz w:val="20"/>
+      </w:rPr>
+    </w:lvl>
+    <w:lvl w:ilvl="5" w:tentative="1">
+      <w:start w:val="1"/>
+      <w:numFmt w:val="bullet"/>
+      <w:lvlText w:val=""/>
+      <w:lvlJc w:val="left"/>
+      <w:pPr>
+        <w:tabs>
+          <w:tab w:val="num" w:pos="4320"/>
+        </w:tabs>
+        <w:ind w:left="4320" w:hanging="360"/>
+      </w:pPr>
+      <w:rPr>
+        <w:rFonts w:ascii="Wingdings" w:hAnsi="Wingdings" w:hint="default"/>
+        <w:sz w:val="20"/>
+      </w:rPr>
+    </w:lvl>
+    <w:lvl w:ilvl="6" w:tentative="1">
+      <w:start w:val="1"/>
+      <w:numFmt w:val="bullet"/>
+      <w:lvlText w:val=""/>
+      <w:lvlJc w:val="left"/>
+      <w:pPr>
+        <w:tabs>
+          <w:tab w:val="num" w:pos="5040"/>
+        </w:tabs>
+        <w:ind w:left="5040" w:hanging="360"/>
+      </w:pPr>
+      <w:rPr>
+        <w:rFonts w:ascii="Wingdings" w:hAnsi="Wingdings" w:hint="default"/>
+        <w:sz w:val="20"/>
+      </w:rPr>
+    </w:lvl>
+    <w:lvl w:ilvl="7" w:tentative="1">
+      <w:start w:val="1"/>
+      <w:numFmt w:val="bullet"/>
+      <w:lvlText w:val=""/>
+      <w:lvlJc w:val="left"/>
+      <w:pPr>
+        <w:tabs>
+          <w:tab w:val="num" w:pos="5760"/>
+        </w:tabs>
+        <w:ind w:left="5760" w:hanging="360"/>
+      </w:pPr>
+      <w:rPr>
+        <w:rFonts w:ascii="Wingdings" w:hAnsi="Wingdings" w:hint="default"/>
+        <w:sz w:val="20"/>
+      </w:rPr>
+    </w:lvl>
+    <w:lvl w:ilvl="8" w:tentative="1">
+      <w:start w:val="1"/>
+      <w:numFmt w:val="bullet"/>
+      <w:lvlText w:val=""/>
+      <w:lvlJc w:val="left"/>
+      <w:pPr>
+        <w:tabs>
+          <w:tab w:val="num" w:pos="6480"/>
+        </w:tabs>
+        <w:ind w:left="6480" w:hanging="360"/>
+      </w:pPr>
+      <w:rPr>
+        <w:rFonts w:ascii="Wingdings" w:hAnsi="Wingdings" w:hint="default"/>
+        <w:sz w:val="20"/>
+      </w:rPr>
+    </w:lvl>
+  </w:abstractNum>
+  <w:abstractNum w:abstractNumId="17" w15:restartNumberingAfterBreak="0">
     <w:nsid w:val="7C8973B4"/>
     <w:multiLevelType w:val="multilevel"/>
     <w:tmpl w:val="3E0CD4E6"/>
@@ -3342,40 +4093,58 @@
     </w:lvl>
   </w:abstractNum>
   <w:num w:numId="1">
-    <w:abstractNumId w:val="10"/>
+    <w:abstractNumId w:val="15"/>
   </w:num>
   <w:num w:numId="2">
+    <w:abstractNumId w:val="9"/>
+  </w:num>
+  <w:num w:numId="3">
+    <w:abstractNumId w:val="3"/>
+  </w:num>
+  <w:num w:numId="4">
+    <w:abstractNumId w:val="17"/>
+  </w:num>
+  <w:num w:numId="5">
+    <w:abstractNumId w:val="7"/>
+  </w:num>
+  <w:num w:numId="6">
+    <w:abstractNumId w:val="2"/>
+  </w:num>
+  <w:num w:numId="7">
+    <w:abstractNumId w:val="4"/>
+  </w:num>
+  <w:num w:numId="8">
     <w:abstractNumId w:val="6"/>
   </w:num>
-  <w:num w:numId="3">
-    <w:abstractNumId w:val="2"/>
-  </w:num>
-  <w:num w:numId="4">
+  <w:num w:numId="9">
     <w:abstractNumId w:val="11"/>
-  </w:num>
-  <w:num w:numId="5">
-    <w:abstractNumId w:val="5"/>
-  </w:num>
-  <w:num w:numId="6">
-    <w:abstractNumId w:val="1"/>
-  </w:num>
-  <w:num w:numId="7">
-    <w:abstractNumId w:val="3"/>
-  </w:num>
-  <w:num w:numId="8">
-    <w:abstractNumId w:val="4"/>
-  </w:num>
-  <w:num w:numId="9">
-    <w:abstractNumId w:val="8"/>
   </w:num>
   <w:num w:numId="10">
     <w:abstractNumId w:val="0"/>
   </w:num>
   <w:num w:numId="11">
-    <w:abstractNumId w:val="7"/>
+    <w:abstractNumId w:val="10"/>
   </w:num>
   <w:num w:numId="12">
-    <w:abstractNumId w:val="9"/>
+    <w:abstractNumId w:val="14"/>
+  </w:num>
+  <w:num w:numId="13">
+    <w:abstractNumId w:val="16"/>
+  </w:num>
+  <w:num w:numId="14">
+    <w:abstractNumId w:val="1"/>
+  </w:num>
+  <w:num w:numId="15">
+    <w:abstractNumId w:val="5"/>
+  </w:num>
+  <w:num w:numId="16">
+    <w:abstractNumId w:val="12"/>
+  </w:num>
+  <w:num w:numId="17">
+    <w:abstractNumId w:val="8"/>
+  </w:num>
+  <w:num w:numId="18">
+    <w:abstractNumId w:val="13"/>
   </w:num>
 </w:numbering>
 </file>
@@ -3775,6 +4544,29 @@
     <w:qFormat/>
     <w:rsid w:val="00402A81"/>
   </w:style>
+  <w:style w:type="paragraph" w:styleId="Heading2">
+    <w:name w:val="heading 2"/>
+    <w:basedOn w:val="Normal"/>
+    <w:next w:val="Normal"/>
+    <w:link w:val="Heading2Char"/>
+    <w:uiPriority w:val="9"/>
+    <w:semiHidden/>
+    <w:unhideWhenUsed/>
+    <w:qFormat/>
+    <w:rsid w:val="00C4005D"/>
+    <w:pPr>
+      <w:keepNext/>
+      <w:keepLines/>
+      <w:spacing w:before="40" w:after="0"/>
+      <w:outlineLvl w:val="1"/>
+    </w:pPr>
+    <w:rPr>
+      <w:rFonts w:asciiTheme="majorHAnsi" w:eastAsiaTheme="majorEastAsia" w:hAnsiTheme="majorHAnsi" w:cstheme="majorBidi"/>
+      <w:color w:val="2E74B5" w:themeColor="accent1" w:themeShade="BF"/>
+      <w:sz w:val="26"/>
+      <w:szCs w:val="26"/>
+    </w:rPr>
+  </w:style>
   <w:style w:type="paragraph" w:styleId="Heading3">
     <w:name w:val="heading 3"/>
     <w:basedOn w:val="Normal"/>
@@ -3792,6 +4584,29 @@
       <w:bCs/>
       <w:sz w:val="27"/>
       <w:szCs w:val="27"/>
+    </w:rPr>
+  </w:style>
+  <w:style w:type="paragraph" w:styleId="Heading4">
+    <w:name w:val="heading 4"/>
+    <w:basedOn w:val="Normal"/>
+    <w:next w:val="Normal"/>
+    <w:link w:val="Heading4Char"/>
+    <w:uiPriority w:val="9"/>
+    <w:semiHidden/>
+    <w:unhideWhenUsed/>
+    <w:qFormat/>
+    <w:rsid w:val="00424756"/>
+    <w:pPr>
+      <w:keepNext/>
+      <w:keepLines/>
+      <w:spacing w:before="40" w:after="0"/>
+      <w:outlineLvl w:val="3"/>
+    </w:pPr>
+    <w:rPr>
+      <w:rFonts w:asciiTheme="majorHAnsi" w:eastAsiaTheme="majorEastAsia" w:hAnsiTheme="majorHAnsi" w:cstheme="majorBidi"/>
+      <w:i/>
+      <w:iCs/>
+      <w:color w:val="2E74B5" w:themeColor="accent1" w:themeShade="BF"/>
     </w:rPr>
   </w:style>
   <w:style w:type="character" w:default="1" w:styleId="DefaultParagraphFont">
@@ -3836,7 +4651,6 @@
     <w:name w:val="Normal (Web)"/>
     <w:basedOn w:val="Normal"/>
     <w:uiPriority w:val="99"/>
-    <w:semiHidden/>
     <w:unhideWhenUsed/>
     <w:rsid w:val="002E4C50"/>
     <w:pPr>
@@ -3924,6 +4738,82 @@
     <w:semiHidden/>
     <w:unhideWhenUsed/>
     <w:rsid w:val="00E92587"/>
+    <w:rPr>
+      <w:rFonts w:ascii="Courier New" w:eastAsia="Times New Roman" w:hAnsi="Courier New" w:cs="Courier New"/>
+      <w:sz w:val="20"/>
+      <w:szCs w:val="20"/>
+    </w:rPr>
+  </w:style>
+  <w:style w:type="character" w:customStyle="1" w:styleId="Heading4Char">
+    <w:name w:val="Heading 4 Char"/>
+    <w:basedOn w:val="DefaultParagraphFont"/>
+    <w:link w:val="Heading4"/>
+    <w:uiPriority w:val="9"/>
+    <w:semiHidden/>
+    <w:rsid w:val="00424756"/>
+    <w:rPr>
+      <w:rFonts w:asciiTheme="majorHAnsi" w:eastAsiaTheme="majorEastAsia" w:hAnsiTheme="majorHAnsi" w:cstheme="majorBidi"/>
+      <w:i/>
+      <w:iCs/>
+      <w:color w:val="2E74B5" w:themeColor="accent1" w:themeShade="BF"/>
+    </w:rPr>
+  </w:style>
+  <w:style w:type="character" w:customStyle="1" w:styleId="Heading2Char">
+    <w:name w:val="Heading 2 Char"/>
+    <w:basedOn w:val="DefaultParagraphFont"/>
+    <w:link w:val="Heading2"/>
+    <w:uiPriority w:val="9"/>
+    <w:semiHidden/>
+    <w:rsid w:val="00C4005D"/>
+    <w:rPr>
+      <w:rFonts w:asciiTheme="majorHAnsi" w:eastAsiaTheme="majorEastAsia" w:hAnsiTheme="majorHAnsi" w:cstheme="majorBidi"/>
+      <w:color w:val="2E74B5" w:themeColor="accent1" w:themeShade="BF"/>
+      <w:sz w:val="26"/>
+      <w:szCs w:val="26"/>
+    </w:rPr>
+  </w:style>
+  <w:style w:type="paragraph" w:styleId="HTMLPreformatted">
+    <w:name w:val="HTML Preformatted"/>
+    <w:basedOn w:val="Normal"/>
+    <w:link w:val="HTMLPreformattedChar"/>
+    <w:uiPriority w:val="99"/>
+    <w:semiHidden/>
+    <w:unhideWhenUsed/>
+    <w:rsid w:val="009A1F0B"/>
+    <w:pPr>
+      <w:tabs>
+        <w:tab w:val="left" w:pos="916"/>
+        <w:tab w:val="left" w:pos="1832"/>
+        <w:tab w:val="left" w:pos="2748"/>
+        <w:tab w:val="left" w:pos="3664"/>
+        <w:tab w:val="left" w:pos="4580"/>
+        <w:tab w:val="left" w:pos="5496"/>
+        <w:tab w:val="left" w:pos="6412"/>
+        <w:tab w:val="left" w:pos="7328"/>
+        <w:tab w:val="left" w:pos="8244"/>
+        <w:tab w:val="left" w:pos="9160"/>
+        <w:tab w:val="left" w:pos="10076"/>
+        <w:tab w:val="left" w:pos="10992"/>
+        <w:tab w:val="left" w:pos="11908"/>
+        <w:tab w:val="left" w:pos="12824"/>
+        <w:tab w:val="left" w:pos="13740"/>
+        <w:tab w:val="left" w:pos="14656"/>
+      </w:tabs>
+      <w:spacing w:after="0" w:line="240" w:lineRule="auto"/>
+    </w:pPr>
+    <w:rPr>
+      <w:rFonts w:ascii="Courier New" w:eastAsia="Times New Roman" w:hAnsi="Courier New" w:cs="Courier New"/>
+      <w:sz w:val="20"/>
+      <w:szCs w:val="20"/>
+    </w:rPr>
+  </w:style>
+  <w:style w:type="character" w:customStyle="1" w:styleId="HTMLPreformattedChar">
+    <w:name w:val="HTML Preformatted Char"/>
+    <w:basedOn w:val="DefaultParagraphFont"/>
+    <w:link w:val="HTMLPreformatted"/>
+    <w:uiPriority w:val="99"/>
+    <w:semiHidden/>
+    <w:rsid w:val="009A1F0B"/>
     <w:rPr>
       <w:rFonts w:ascii="Courier New" w:eastAsia="Times New Roman" w:hAnsi="Courier New" w:cs="Courier New"/>
       <w:sz w:val="20"/>
